--- a/Project Proposal  GLH.docx
+++ b/Project Proposal  GLH.docx
@@ -1,6 +1,6 @@
 
 <file path=word/document.xml><?xml version="1.0" encoding="utf-8"?>
-<w:document xmlns:wpc="http://schemas.microsoft.com/office/word/2010/wordprocessingCanvas" xmlns:cx="http://schemas.microsoft.com/office/drawing/2014/chartex" xmlns:cx1="http://schemas.microsoft.com/office/drawing/2015/9/8/chartex" xmlns:cx2="http://schemas.microsoft.com/office/drawing/2015/10/21/chartex" xmlns:cx3="http://schemas.microsoft.com/office/drawing/2016/5/9/chartex" xmlns:cx4="http://schemas.microsoft.com/office/drawing/2016/5/10/chartex" xmlns:cx5="http://schemas.microsoft.com/office/drawing/2016/5/11/chartex" xmlns:cx6="http://schemas.microsoft.com/office/drawing/2016/5/12/chartex" xmlns:cx7="http://schemas.microsoft.com/office/drawing/2016/5/13/chartex" xmlns:cx8="http://schemas.microsoft.com/office/drawing/2016/5/14/chartex" xmlns:mc="http://schemas.openxmlformats.org/markup-compatibility/2006" xmlns:aink="http://schemas.microsoft.com/office/drawing/2016/ink" xmlns:am3d="http://schemas.microsoft.com/office/drawing/2017/model3d" xmlns:o="urn:schemas-microsoft-com:office:office" xmlns:oel="http://schemas.microsoft.com/office/2019/extlst" xmlns:r="http://schemas.openxmlformats.org/officeDocument/2006/relationships" xmlns:m="http://schemas.openxmlformats.org/officeDocument/2006/math" xmlns:v="urn:schemas-microsoft-com:vml" xmlns:wp14="http://schemas.microsoft.com/office/word/2010/wordprocessingDrawing" xmlns:wp="http://schemas.openxmlformats.org/drawingml/2006/wordprocessingDrawing" xmlns:w10="urn:schemas-microsoft-com:office:word" xmlns:w="http://schemas.openxmlformats.org/wordprocessingml/2006/main" xmlns:w14="http://schemas.microsoft.com/office/word/2010/wordml" xmlns:w15="http://schemas.microsoft.com/office/word/2012/wordml" xmlns:w16cex="http://schemas.microsoft.com/office/word/2018/wordml/cex" xmlns:w16cid="http://schemas.microsoft.com/office/word/2016/wordml/cid" xmlns:w16="http://schemas.microsoft.com/office/word/2018/wordml" xmlns:w16du="http://schemas.microsoft.com/office/word/2023/wordml/word16du" xmlns:w16sdtdh="http://schemas.microsoft.com/office/word/2020/wordml/sdtdatahash" xmlns:w16sdtfl="http://schemas.microsoft.com/office/word/2024/wordml/sdtformatlock" xmlns:w16se="http://schemas.microsoft.com/office/word/2015/wordml/symex" xmlns:wpg="http://schemas.microsoft.com/office/word/2010/wordprocessingGroup" xmlns:wpi="http://schemas.microsoft.com/office/word/2010/wordprocessingInk" xmlns:wne="http://schemas.microsoft.com/office/word/2006/wordml" xmlns:wps="http://schemas.microsoft.com/office/word/2010/wordprocessingShape" mc:Ignorable="w14 w15 w16se w16cid w16 w16cex w16sdtdh w16sdtfl w16du wp14">
+<w:document xmlns:wpc="http://schemas.microsoft.com/office/word/2010/wordprocessingCanvas" xmlns:cx="http://schemas.microsoft.com/office/drawing/2014/chartex" xmlns:cx1="http://schemas.microsoft.com/office/drawing/2015/9/8/chartex" xmlns:cx2="http://schemas.microsoft.com/office/drawing/2015/10/21/chartex" xmlns:cx3="http://schemas.microsoft.com/office/drawing/2016/5/9/chartex" xmlns:cx4="http://schemas.microsoft.com/office/drawing/2016/5/10/chartex" xmlns:cx5="http://schemas.microsoft.com/office/drawing/2016/5/11/chartex" xmlns:cx6="http://schemas.microsoft.com/office/drawing/2016/5/12/chartex" xmlns:cx7="http://schemas.microsoft.com/office/drawing/2016/5/13/chartex" xmlns:cx8="http://schemas.microsoft.com/office/drawing/2016/5/14/chartex" xmlns:mc="http://schemas.openxmlformats.org/markup-compatibility/2006" xmlns:aink="http://schemas.microsoft.com/office/drawing/2016/ink" xmlns:am3d="http://schemas.microsoft.com/office/drawing/2017/model3d" xmlns:o="urn:schemas-microsoft-com:office:office" xmlns:r="http://schemas.openxmlformats.org/officeDocument/2006/relationships" xmlns:m="http://schemas.openxmlformats.org/officeDocument/2006/math" xmlns:v="urn:schemas-microsoft-com:vml" xmlns:wp14="http://schemas.microsoft.com/office/word/2010/wordprocessingDrawing" xmlns:wp="http://schemas.openxmlformats.org/drawingml/2006/wordprocessingDrawing" xmlns:w10="urn:schemas-microsoft-com:office:word" xmlns:w="http://schemas.openxmlformats.org/wordprocessingml/2006/main" xmlns:w14="http://schemas.microsoft.com/office/word/2010/wordml" xmlns:w15="http://schemas.microsoft.com/office/word/2012/wordml" xmlns:w16cex="http://schemas.microsoft.com/office/word/2018/wordml/cex" xmlns:w16cid="http://schemas.microsoft.com/office/word/2016/wordml/cid" xmlns:w16="http://schemas.microsoft.com/office/word/2018/wordml" xmlns:w16sdtdh="http://schemas.microsoft.com/office/word/2020/wordml/sdtdatahash" xmlns:w16se="http://schemas.microsoft.com/office/word/2015/wordml/symex" xmlns:wpg="http://schemas.microsoft.com/office/word/2010/wordprocessingGroup" xmlns:wpi="http://schemas.microsoft.com/office/word/2010/wordprocessingInk" xmlns:wne="http://schemas.microsoft.com/office/word/2006/wordml" xmlns:wps="http://schemas.microsoft.com/office/word/2010/wordprocessingShape" mc:Ignorable="w14 w15 w16se w16cid w16 w16cex w16sdtdh wp14">
   <w:body>
     <w:sdt>
       <w:sdtPr>
@@ -405,201 +405,279 @@
         <w:t>their money   on their local farms and food producers rather than going to mainstream sources .Overall, this would also lead to the economic growth and of all the local farms and food producers within GLH .</w:t>
       </w:r>
     </w:p>
-    <w:p/>
     <w:p>
-      <w:r>
-        <w:t xml:space="preserve">View products with transparent pricing and availability </w:t>
-      </w:r>
+      <w:pPr>
+        <w:pStyle w:val="Heading2"/>
+      </w:pPr>
     </w:p>
     <w:p>
-      <w:r>
-        <w:t xml:space="preserve">The client has asked me to create a digital platform that </w:t>
-      </w:r>
-      <w:r>
-        <w:t>will allow customers to view products with transparent pricing and availability .</w:t>
-      </w:r>
-      <w:r>
-        <w:t xml:space="preserve"> Many people nowadays use mobile devices so by having this digital platform allows our client to showcase their services and products to a wider audience .Another issue being solved here is the confusion customers tend to get when it comes to pricing .So by having transparent pricing customers will constantly know If any changes have occurred when it comes to pricing and they will also know</w:t>
-      </w:r>
-      <w:r>
-        <w:t xml:space="preserve"> the details for the prices .</w:t>
-      </w:r>
-      <w:r>
-        <w:t xml:space="preserve"> </w:t>
-      </w:r>
-      <w:r>
-        <w:t xml:space="preserve"> Another problem with the traditional methods our client has been using up until now is the issue of uncertain availability of on products .</w:t>
-      </w:r>
-      <w:r>
-        <w:t xml:space="preserve"> </w:t>
-      </w:r>
-      <w:r>
-        <w:t>Customers don’t have a concrete way of knowing if certain items are in stock or not .So by having the digital showcase real time stock of products it reduces the chances of wasted transactions which leads to customer satisfaction.</w:t>
-      </w:r>
-      <w:r>
-        <w:t xml:space="preserve"> O</w:t>
-      </w:r>
-      <w:r>
-        <w:t>verall, this would reduce the amount of time members of staff spend answering questions leading to better workflow.</w:t>
+      <w:pPr>
+        <w:pStyle w:val="Heading2"/>
+      </w:pPr>
+      <w:r>
+        <w:t xml:space="preserve">View products with transparent pricing and availability </w:t>
       </w:r>
     </w:p>
     <w:p>
       <w:r>
-        <w:t xml:space="preserve">Place orders for collection or delivery </w:t>
+        <w:t xml:space="preserve">The client has asked me to create a digital platform that </w:t>
+      </w:r>
+      <w:r>
+        <w:t xml:space="preserve">will allow customers to view products with transparent pricing and </w:t>
+      </w:r>
+      <w:proofErr w:type="gramStart"/>
+      <w:r>
+        <w:t>availability .</w:t>
+      </w:r>
+      <w:proofErr w:type="gramEnd"/>
+      <w:r>
+        <w:t xml:space="preserve"> Many people nowadays use mobile devices so by having this digital platform allows our client to showcase their services and products to a wider audience .Another issue being solved here is the confusion customers tend to get when it comes to pricing .So </w:t>
+      </w:r>
+      <w:r>
+        <w:lastRenderedPageBreak/>
+        <w:t>by having transparent pricing customers will constantly know If any changes have occurred when it comes to pricing and they will also know</w:t>
+      </w:r>
+      <w:r>
+        <w:t xml:space="preserve"> the details for the prices .</w:t>
+      </w:r>
+      <w:r>
+        <w:t xml:space="preserve"> </w:t>
+      </w:r>
+      <w:r>
+        <w:t xml:space="preserve"> Another problem with the traditional methods our client has been using up until now is the issue of uncertain availability of on products .</w:t>
+      </w:r>
+      <w:r>
+        <w:t xml:space="preserve"> </w:t>
+      </w:r>
+      <w:r>
+        <w:t>Customers don’t have a concrete way of knowing if certain items are in stock or not .So by having the digital showcase real time stock of products it reduces the chances of wasted transactions which leads to customer satisfaction.</w:t>
+      </w:r>
+      <w:r>
+        <w:t xml:space="preserve"> O</w:t>
+      </w:r>
+      <w:r>
+        <w:t>verall, this would reduce the amount of time members of staff spend answering questions leading to better workflow.</w:t>
       </w:r>
     </w:p>
     <w:p>
-      <w:r>
-        <w:t>The client has asked me to add a feature that allows customers to place orders for collection and delivery .The problem being solved here is that it allows customers to purchase products remotely which is important as some customers may</w:t>
-      </w:r>
-      <w:r>
-        <w:t xml:space="preserve"> be </w:t>
-      </w:r>
-      <w:r>
-        <w:t xml:space="preserve">too busy or physically unable to head to the our clients shop . Another issue being solved is long queues that tend to occur when too many customers come into the shop which leads to greater customer satisfaction </w:t>
-      </w:r>
-      <w:r>
-        <w:t>.This feature would also reduce the stress on staff as they can focus on preparing the customer’s order confidently knowing how the customer wants to receive their order .</w:t>
+      <w:pPr>
+        <w:pStyle w:val="Heading2"/>
+      </w:pPr>
+      <w:r>
+        <w:t xml:space="preserve">Place orders for collection or delivery </w:t>
       </w:r>
     </w:p>
     <w:p>
       <w:r>
-        <w:t xml:space="preserve">Manage their accounts and view order history </w:t>
+        <w:t xml:space="preserve">The client has asked me to add a feature that allows customers to place orders for collection and </w:t>
+      </w:r>
+      <w:proofErr w:type="gramStart"/>
+      <w:r>
+        <w:t>delivery .The</w:t>
+      </w:r>
+      <w:proofErr w:type="gramEnd"/>
+      <w:r>
+        <w:t xml:space="preserve"> problem being solved here is that it allows customers to purchase products remotely which is important as some customers may</w:t>
+      </w:r>
+      <w:r>
+        <w:t xml:space="preserve"> be </w:t>
+      </w:r>
+      <w:r>
+        <w:t xml:space="preserve">too busy or physically unable to head to the our clients shop . Another issue being solved is long queues that tend to occur when too many customers come into the shop which leads to greater customer satisfaction </w:t>
+      </w:r>
+      <w:r>
+        <w:t>.This feature would also reduce the stress on staff as they can focus on preparing the customer’s order confidently knowing how the customer wants to receive their order .</w:t>
       </w:r>
     </w:p>
     <w:p>
-      <w:r>
-        <w:t xml:space="preserve"> Allowing customers to manage their accounts on this digital solution will solve </w:t>
-      </w:r>
-      <w:r>
-        <w:t>the issue of re-entering details .As users will be able to store  and update all of their data account data in this area , which includes their names, email address payment details and so on .</w:t>
-      </w:r>
-      <w:r>
-        <w:t xml:space="preserve">Allowing customers to view their order history provides them with the information on all of their previous orders  the customer can also use these as a reference for when issues occur with their orders .They can </w:t>
-      </w:r>
-      <w:r>
-        <w:t>use order numbers time and items  to refer to when they contact support. Overall this feature will allow our clients customer to have a more personalised experience when using this digital solution.</w:t>
+      <w:pPr>
+        <w:pStyle w:val="Heading2"/>
+      </w:pPr>
+      <w:r>
+        <w:t xml:space="preserve">Manage their accounts and view order history </w:t>
       </w:r>
     </w:p>
     <w:p>
       <w:r>
-        <w:t xml:space="preserve">Provide a dashboard to enable producers to manage stock levels, update product details and view orders </w:t>
+        <w:t xml:space="preserve"> Allowing customers to manage their accounts on this digital solution will solve </w:t>
+      </w:r>
+      <w:r>
+        <w:t>the issue of re-entering details .As users will be able to store  and update all of their data account data in this area , which includes their names, email address payment details and so on .</w:t>
+      </w:r>
+      <w:r>
+        <w:t xml:space="preserve">Allowing customers to view their order history provides them with the information on all of their previous orders  the customer can also use these as a reference for when issues occur with their orders .They can </w:t>
+      </w:r>
+      <w:r>
+        <w:t>use order numbers time and items  to refer to when they contact support. Overall this feature will allow our clients customer to have a more personalised experience when using this digital solution.</w:t>
       </w:r>
     </w:p>
     <w:p>
-      <w:r>
-        <w:t xml:space="preserve">Adding this feature would enhance the workflow of </w:t>
-      </w:r>
-      <w:r>
-        <w:t>producers</w:t>
-      </w:r>
-      <w:r>
-        <w:t xml:space="preserve"> whilst reduc</w:t>
-      </w:r>
-      <w:r>
-        <w:t xml:space="preserve">ing </w:t>
-      </w:r>
-      <w:r>
-        <w:t xml:space="preserve"> the stress they face when it </w:t>
-      </w:r>
-      <w:r>
-        <w:t xml:space="preserve"> comes to managing this areas using traditional methods . Producers would be able to manage  stock levels at a greater speed which ensures that customers a</w:t>
-      </w:r>
-      <w:r>
-        <w:t xml:space="preserve">nd </w:t>
-      </w:r>
-      <w:r>
-        <w:t>a</w:t>
-      </w:r>
-      <w:r>
-        <w:t>lways have accurate data on stock levels leading to a decrease in stock related issues such incorrect and inconsistent numbers .</w:t>
-      </w:r>
-      <w:r>
-        <w:t xml:space="preserve">Consistency on the  digital solution leads to overall customer satisfaction </w:t>
-      </w:r>
-      <w:r>
-        <w:t xml:space="preserve">.Another point is that it minimises  chances of paused workflow </w:t>
-      </w:r>
-      <w:r>
-        <w:t xml:space="preserve"> </w:t>
-      </w:r>
-      <w:r>
-        <w:t xml:space="preserve">because </w:t>
-      </w:r>
-      <w:r>
-        <w:t>items run out unexpectedly due to inaccurate and outdated stock figures . Product details can also be updated at the same rate as stock levels which leads to a consistent information output across the digital solution as a whole .</w:t>
-      </w:r>
-      <w:r>
-        <w:t xml:space="preserve"> </w:t>
-      </w:r>
-      <w:r>
-        <w:t>Lastly</w:t>
-      </w:r>
-      <w:r>
-        <w:t xml:space="preserve">, </w:t>
-      </w:r>
-      <w:r>
-        <w:t xml:space="preserve">viewing orders allows problems like misplaced orders and incorrect details to be identified and dealt with within a short space of time </w:t>
-      </w:r>
-      <w:r>
-        <w:t xml:space="preserve"> . This means that our client’s workflow won’t be interrupted by issues like these</w:t>
-      </w:r>
-      <w:r>
-        <w:t>,</w:t>
-      </w:r>
-      <w:r>
-        <w:t xml:space="preserve">  as they won’t have to spend as much time identifying and coming up with solutions to these problems , as they  tend to  slowdown workflow leading to less revenue being made .</w:t>
+      <w:pPr>
+        <w:pStyle w:val="Heading2"/>
+      </w:pPr>
+      <w:r>
+        <w:t xml:space="preserve">Provide a dashboard to enable producers to manage stock levels, update product details and view orders </w:t>
       </w:r>
     </w:p>
     <w:p>
       <w:r>
-        <w:t xml:space="preserve">Order management, scheduling and tracking features </w:t>
+        <w:t xml:space="preserve">Adding this feature would enhance the workflow of </w:t>
+      </w:r>
+      <w:r>
+        <w:t>producers</w:t>
+      </w:r>
+      <w:r>
+        <w:t xml:space="preserve"> whilst </w:t>
+      </w:r>
+      <w:proofErr w:type="gramStart"/>
+      <w:r>
+        <w:t>reduc</w:t>
+      </w:r>
+      <w:r>
+        <w:t xml:space="preserve">ing </w:t>
+      </w:r>
+      <w:r>
+        <w:t xml:space="preserve"> the</w:t>
+      </w:r>
+      <w:proofErr w:type="gramEnd"/>
+      <w:r>
+        <w:t xml:space="preserve"> stress they face when it </w:t>
+      </w:r>
+      <w:r>
+        <w:t xml:space="preserve"> comes to managing this areas using traditional methods . Producers would be able to manage  stock levels at a greater speed which ensures that customers a</w:t>
+      </w:r>
+      <w:r>
+        <w:t xml:space="preserve">nd </w:t>
+      </w:r>
+      <w:r>
+        <w:t>a</w:t>
+      </w:r>
+      <w:r>
+        <w:t>lways have accurate data on stock levels leading to a decrease in stock related issues such incorrect and inconsistent numbers .</w:t>
+      </w:r>
+      <w:r>
+        <w:t xml:space="preserve">Consistency on the  digital solution leads to overall customer satisfaction </w:t>
+      </w:r>
+      <w:r>
+        <w:t xml:space="preserve">.Another point is that it minimises  chances of paused workflow </w:t>
+      </w:r>
+      <w:r>
+        <w:t xml:space="preserve"> </w:t>
+      </w:r>
+      <w:r>
+        <w:t xml:space="preserve">because </w:t>
+      </w:r>
+      <w:r>
+        <w:t>items run out unexpectedly due to inaccurate and outdated stock figures . Product details can also be updated at the same rate as stock levels which leads to a consistent information output across the digital solution as a whole .</w:t>
+      </w:r>
+      <w:r>
+        <w:t xml:space="preserve"> </w:t>
+      </w:r>
+      <w:r>
+        <w:t>Lastly</w:t>
+      </w:r>
+      <w:r>
+        <w:t xml:space="preserve">, </w:t>
+      </w:r>
+      <w:r>
+        <w:t xml:space="preserve">viewing orders allows problems like misplaced orders and incorrect details to be identified and dealt with within a short space of time </w:t>
+      </w:r>
+      <w:r>
+        <w:t xml:space="preserve"> . This means that our client’s workflow won’t be interrupted by issues like these</w:t>
+      </w:r>
+      <w:r>
+        <w:t>,</w:t>
+      </w:r>
+      <w:r>
+        <w:t xml:space="preserve">  as they won’t have to spend as much time identifying and coming up with solutions to these problems , as they  tend to  slowdown workflow leading to less revenue being made .</w:t>
       </w:r>
     </w:p>
     <w:p>
-      <w:r>
-        <w:t>The client has suggesting adding order management, scheduling and tracking features to the digital solution .</w:t>
-      </w:r>
-      <w:r>
-        <w:t xml:space="preserve">Adding this features would greatly enhance the experiences of our customers when they use the digital solution . Firstly , with an order management system customers can see the status of their orders through confirmations, full breakdowns collection and delivery details . They can also make changes to the their delivery details or they can even make cancellations and refunds to through this feature from their account </w:t>
-      </w:r>
-      <w:r>
-        <w:t xml:space="preserve">without having to  go through long and impractical methods such as calls and messages. Scheduling  features will allow customers to know exactly when to expect their deliveries or when to  collect their as they will be shown certain time frames and dates which reduces complaints form late deliveries or unfinished order processing during the time of collection .Lastly, tracking features allows customers to get </w:t>
-      </w:r>
-      <w:r>
-        <w:t xml:space="preserve">real time updates on their orders   this  improves the customers awareness on their status of their order which decreases the chances of customers missing their deliveries or not turning up to </w:t>
-      </w:r>
-      <w:r>
-        <w:t xml:space="preserve"> </w:t>
-      </w:r>
-      <w:r>
-        <w:t>collect their orders which regularly occurs in traditional methods.</w:t>
+      <w:pPr>
+        <w:pStyle w:val="Heading2"/>
+      </w:pPr>
+      <w:r>
+        <w:t xml:space="preserve">Order management, scheduling and tracking features </w:t>
       </w:r>
     </w:p>
     <w:p>
       <w:r>
-        <w:t xml:space="preserve">A loyalty scheme that provides discounts and special offers </w:t>
+        <w:t xml:space="preserve">The client has suggesting adding order management, scheduling and tracking features to the digital </w:t>
+      </w:r>
+      <w:proofErr w:type="gramStart"/>
+      <w:r>
+        <w:t>solution .</w:t>
+      </w:r>
+      <w:r>
+        <w:t>Adding</w:t>
+      </w:r>
+      <w:proofErr w:type="gramEnd"/>
+      <w:r>
+        <w:t xml:space="preserve"> this features would greatly enhance the experiences of our customers when they use the digital solution . Firstly , with an order management system customers can see the status of their orders through confirmations, full breakdowns collection and delivery details . They can also make changes to the their delivery details or they can even make cancellations and refunds to through this feature from their account </w:t>
+      </w:r>
+      <w:r>
+        <w:t xml:space="preserve">without having to  go through long and impractical methods such as calls and messages. Scheduling  features will allow customers to know exactly when to expect </w:t>
+      </w:r>
+      <w:r>
+        <w:lastRenderedPageBreak/>
+        <w:t xml:space="preserve">their deliveries or when to  collect their as they will be shown certain time frames and dates which reduces complaints form late deliveries or unfinished order processing during the time of collection .Lastly, tracking features allows customers to get </w:t>
+      </w:r>
+      <w:r>
+        <w:t xml:space="preserve">real time updates on their orders   this  improves the customers awareness on their status of their order which decreases the chances of customers missing their deliveries or not turning up to </w:t>
+      </w:r>
+      <w:r>
+        <w:t xml:space="preserve"> </w:t>
+      </w:r>
+      <w:r>
+        <w:t>collect their orders which regularly occurs in traditional methods.</w:t>
       </w:r>
     </w:p>
     <w:p>
-      <w:r>
-        <w:t xml:space="preserve">Loyalty schemes are one of the most popular methods used in this industry to the increase customer retention </w:t>
-      </w:r>
-      <w:r>
-        <w:t>.Offering discounts and special offers  rewards loyal customers which are important in the long term for our client whilst also increasing overall sales .This solves weak retention  as customers will now have an incentive to continue making purchases from our client .</w:t>
+      <w:pPr>
+        <w:pStyle w:val="Heading2"/>
+      </w:pPr>
+      <w:r>
+        <w:t xml:space="preserve">A loyalty scheme that provides discounts and special offers </w:t>
       </w:r>
     </w:p>
     <w:p>
       <w:r>
-        <w:t xml:space="preserve">Accessibility features to support a wide range of users </w:t>
+        <w:t xml:space="preserve">Loyalty schemes are one of the most popular methods used in this industry to the increase customer </w:t>
+      </w:r>
+      <w:proofErr w:type="gramStart"/>
+      <w:r>
+        <w:t xml:space="preserve">retention </w:t>
+      </w:r>
+      <w:r>
+        <w:t>.Offering</w:t>
+      </w:r>
+      <w:proofErr w:type="gramEnd"/>
+      <w:r>
+        <w:t xml:space="preserve"> discounts and special offers  rewards loyal customers which are important in the long term for our client whilst also increasing overall sales .This solves weak retention  as customers will now have an incentive to continue making purchases from our client .</w:t>
       </w:r>
     </w:p>
     <w:p>
+      <w:pPr>
+        <w:pStyle w:val="Heading2"/>
+      </w:pPr>
+      <w:r>
+        <w:t xml:space="preserve">Accessibility features to support a wide range of users </w:t>
+      </w:r>
+    </w:p>
+    <w:p>
       <w:r>
         <w:t xml:space="preserve">Accessibility features ensure that the digital solution can be used by customers with various types of conditions </w:t>
       </w:r>
       <w:r>
-        <w:t xml:space="preserve">which is beneficial to our client as they will contribute to overall customer satisfaction .This will also broaden the types of customers our client serves . </w:t>
+        <w:t xml:space="preserve">which is beneficial to our client as they will contribute to overall customer </w:t>
+      </w:r>
+      <w:proofErr w:type="gramStart"/>
+      <w:r>
+        <w:t>satisfaction .This</w:t>
+      </w:r>
+      <w:proofErr w:type="gramEnd"/>
+      <w:r>
+        <w:t xml:space="preserve"> will also broaden the types of customers our client serves . </w:t>
       </w:r>
     </w:p>
     <w:p/>
@@ -957,6 +1035,7 @@
                 <w:bCs/>
                 <w:u w:val="single"/>
               </w:rPr>
+              <w:lastRenderedPageBreak/>
               <w:t>So that…</w:t>
             </w:r>
           </w:p>
@@ -1325,6 +1404,7 @@
           </w:tcPr>
           <w:p>
             <w:r>
+              <w:lastRenderedPageBreak/>
               <w:t xml:space="preserve">This is needed because customer accounts were one of the features my clients wants to be available in the digital solution. So if new customers come across this digital solution they would need to register to get an account. This also adds security as their data will only linked to  their own account. </w:t>
             </w:r>
           </w:p>
@@ -1366,6 +1446,7 @@
                 <w:kern w:val="0"/>
                 <w14:ligatures w14:val="none"/>
               </w:rPr>
+              <w:lastRenderedPageBreak/>
               <w:t>Home Page</w:t>
             </w:r>
           </w:p>
@@ -1799,6 +1880,7 @@
                 <w:kern w:val="0"/>
                 <w14:ligatures w14:val="none"/>
               </w:rPr>
+              <w:lastRenderedPageBreak/>
               <w:t>Shopping cart</w:t>
             </w:r>
           </w:p>
@@ -2123,6 +2205,7 @@
               </w:numPr>
             </w:pPr>
             <w:r>
+              <w:lastRenderedPageBreak/>
               <w:t xml:space="preserve">User enters the product name </w:t>
             </w:r>
           </w:p>
@@ -2145,6 +2228,7 @@
           </w:tcPr>
           <w:p>
             <w:r>
+              <w:lastRenderedPageBreak/>
               <w:t>This filter will help customers find specific products without having to navigate through all of the products listed in the  products page . This improves usability as it makes the solution convenient for customers specific products which in turn</w:t>
             </w:r>
             <w:r>
@@ -2441,7 +2525,11 @@
               </w:numPr>
             </w:pPr>
             <w:r>
-              <w:t xml:space="preserve">User  can see associated costs for each method  and delivery dates </w:t>
+              <w:t xml:space="preserve">User  can see associated costs for each </w:t>
+            </w:r>
+            <w:r>
+              <w:lastRenderedPageBreak/>
+              <w:t xml:space="preserve">method  and delivery dates </w:t>
             </w:r>
           </w:p>
           <w:p>
@@ -2487,6 +2575,7 @@
           </w:tcPr>
           <w:p>
             <w:r>
+              <w:lastRenderedPageBreak/>
               <w:t xml:space="preserve">This will be added to the solution because it is one of the features the client has requested from the set task brief .Allowing customers to place orders for collection and delivery gives them the  flexibility to choose the specific dates and times </w:t>
             </w:r>
             <w:r>
@@ -2741,7 +2830,11 @@
               <w:t>As a customer I should be able to</w:t>
             </w:r>
             <w:r>
-              <w:t xml:space="preserve"> view the details about my orders so that I can verify if all the details are correct. </w:t>
+              <w:t xml:space="preserve"> view the details about my orders so that I can verify if all </w:t>
+            </w:r>
+            <w:r>
+              <w:lastRenderedPageBreak/>
+              <w:t xml:space="preserve">the details are correct. </w:t>
             </w:r>
           </w:p>
           <w:p>
@@ -2763,6 +2856,7 @@
               </w:numPr>
             </w:pPr>
             <w:r>
+              <w:lastRenderedPageBreak/>
               <w:t xml:space="preserve">User is logged in and clicks on order page form navbar </w:t>
             </w:r>
           </w:p>
@@ -2775,6 +2869,7 @@
               </w:numPr>
             </w:pPr>
             <w:r>
+              <w:lastRenderedPageBreak/>
               <w:t xml:space="preserve">User should be able to see </w:t>
             </w:r>
             <w:r>
@@ -2835,6 +2930,7 @@
           </w:tcPr>
           <w:p>
             <w:r>
+              <w:lastRenderedPageBreak/>
               <w:t xml:space="preserve">Customers will be able to get a centralised place to </w:t>
             </w:r>
             <w:r>
@@ -2843,6 +2939,7 @@
           </w:p>
           <w:p>
             <w:r>
+              <w:lastRenderedPageBreak/>
               <w:t xml:space="preserve">Customers will benefit from  this feature as they will save time from not having to constantly call farms about the status of their order. Another benefit is that </w:t>
             </w:r>
             <w:r>
@@ -2875,6 +2972,7 @@
                 <w:kern w:val="0"/>
                 <w14:ligatures w14:val="none"/>
               </w:rPr>
+              <w:lastRenderedPageBreak/>
               <w:t>The solution should allows producers to manage stock levels</w:t>
             </w:r>
             <w:r>
@@ -2971,7 +3069,11 @@
               </w:numPr>
             </w:pPr>
             <w:r>
-              <w:t xml:space="preserve">The solution should output any changes to the stock level to producers  </w:t>
+              <w:t xml:space="preserve">The solution should output any changes to </w:t>
+            </w:r>
+            <w:r>
+              <w:lastRenderedPageBreak/>
+              <w:t xml:space="preserve">the stock level to producers  </w:t>
             </w:r>
           </w:p>
           <w:p>
@@ -3077,6 +3179,7 @@
           </w:tcPr>
           <w:p>
             <w:r>
+              <w:lastRenderedPageBreak/>
               <w:t>Producers will</w:t>
             </w:r>
             <w:r>
@@ -3095,7 +3198,11 @@
               <w:t xml:space="preserve"> Errors like miscalculating stock levels will be reduced  as this dash board will allow them to keep track on their stock level helping them manage the stock accordingly. Overall producers will </w:t>
             </w:r>
             <w:r>
-              <w:t xml:space="preserve">have a professional way of operating their business with lower stress that occurs with traditional methods. </w:t>
+              <w:t xml:space="preserve">have a professional way of operating their business with lower stress that occurs </w:t>
+            </w:r>
+            <w:r>
+              <w:lastRenderedPageBreak/>
+              <w:t xml:space="preserve">with traditional methods. </w:t>
             </w:r>
           </w:p>
           <w:p/>
@@ -3125,6 +3232,7 @@
                 <w:kern w:val="0"/>
                 <w14:ligatures w14:val="none"/>
               </w:rPr>
+              <w:lastRenderedPageBreak/>
               <w:t xml:space="preserve">The solution should have accessibility features </w:t>
             </w:r>
           </w:p>
@@ -3222,6 +3330,7 @@
               </w:numPr>
             </w:pPr>
             <w:r>
+              <w:lastRenderedPageBreak/>
               <w:t xml:space="preserve">The accessibility settings the user has chosen should save and load automatically the user uses the website </w:t>
             </w:r>
           </w:p>
@@ -3241,6 +3350,7 @@
           </w:tcPr>
           <w:p>
             <w:r>
+              <w:lastRenderedPageBreak/>
               <w:t>Adding accessibility features allows the digital solution to support a wide range of users. This Is beneficial for our client as it allows our client offer their products to  various  customers which increases revenue .</w:t>
             </w:r>
           </w:p>
@@ -3811,7 +3921,7 @@
       <w:tblGrid>
         <w:gridCol w:w="1744"/>
         <w:gridCol w:w="2234"/>
-        <w:gridCol w:w="1876"/>
+        <w:gridCol w:w="3105"/>
       </w:tblGrid>
       <w:tr>
         <w:trPr>
@@ -3819,7 +3929,7 @@
         </w:trPr>
         <w:tc>
           <w:tcPr>
-            <w:tcW w:w="5854" w:type="dxa"/>
+            <w:tcW w:w="7083" w:type="dxa"/>
             <w:gridSpan w:val="3"/>
           </w:tcPr>
           <w:p>
@@ -3868,7 +3978,7 @@
         </w:tc>
         <w:tc>
           <w:tcPr>
-            <w:tcW w:w="1876" w:type="dxa"/>
+            <w:tcW w:w="3105" w:type="dxa"/>
           </w:tcPr>
           <w:p>
             <w:r>
@@ -3911,7 +4021,7 @@
         </w:tc>
         <w:tc>
           <w:tcPr>
-            <w:tcW w:w="1876" w:type="dxa"/>
+            <w:tcW w:w="3105" w:type="dxa"/>
           </w:tcPr>
           <w:p>
             <w:r>
@@ -4031,7 +4141,7 @@
         </w:tc>
         <w:tc>
           <w:tcPr>
-            <w:tcW w:w="1876" w:type="dxa"/>
+            <w:tcW w:w="3105" w:type="dxa"/>
           </w:tcPr>
           <w:p>
             <w:pPr>
@@ -4072,7 +4182,11 @@
           </w:tcPr>
           <w:p>
             <w:r>
-              <w:t xml:space="preserve"> Order tracking allows customers to view the progress of their delivery in real time. Naturally this feature will examined on it’s responsiveness by customers. Customers would get frustrated at slow tracking speeds and would be likely to make complaints ,which wouldn’t be ideal for our clients reputation in the long run. Order tracking is very common within industry so, so it’s another reason why our client tracking has be responsive enough to compete with their rivals .</w:t>
+              <w:t xml:space="preserve"> Order tracking allows customers to view the progress of their delivery in real time. Naturally this feature will examined on it’s responsiveness by customers. Customers would get frustrated at slow tracking speeds and would be </w:t>
+            </w:r>
+            <w:r>
+              <w:lastRenderedPageBreak/>
+              <w:t>likely to make complaints ,which wouldn’t be ideal for our clients reputation in the long run. Order tracking is very common within industry so, so it’s another reason why our client tracking has be responsive enough to compete with their rivals .</w:t>
             </w:r>
           </w:p>
           <w:p/>
@@ -4082,7 +4196,7 @@
         </w:tc>
         <w:tc>
           <w:tcPr>
-            <w:tcW w:w="1876" w:type="dxa"/>
+            <w:tcW w:w="3105" w:type="dxa"/>
             <w:vAlign w:val="center"/>
           </w:tcPr>
           <w:p>
@@ -4090,6 +4204,7 @@
               <w:rPr>
                 <w:rFonts w:ascii="Arial" w:eastAsia="Arial" w:hAnsi="Arial" w:cs="Arial"/>
               </w:rPr>
+              <w:lastRenderedPageBreak/>
               <w:t>97% on-time vs promised date; 90% delivered within ETA window shown</w:t>
             </w:r>
           </w:p>
@@ -4127,7 +4242,7 @@
         </w:tc>
         <w:tc>
           <w:tcPr>
-            <w:tcW w:w="1876" w:type="dxa"/>
+            <w:tcW w:w="3105" w:type="dxa"/>
           </w:tcPr>
           <w:p>
             <w:r>
@@ -4156,16 +4271,21 @@
           </w:tcPr>
           <w:p>
             <w:r>
-              <w:t>This dashboard is extremely important for producers, as this where the features they need for successful business  are concentrated .Features like  managing stock levels and viewing orders require constant looking after ,so if the dashboard is unable to operate  at the speed producers feel comfortable with the producers won’t be able to operate  business efficiently . Customers would also be affected by this as they would be dealing with inaccurate displays of stock levels , orders left unattended due to dashboard unresponsiveness. The dashboard must remain responsive at all times in order to maintain good user experience and user satisfaction .</w:t>
-            </w:r>
-          </w:p>
-        </w:tc>
-        <w:tc>
-          <w:tcPr>
-            <w:tcW w:w="1876" w:type="dxa"/>
-          </w:tcPr>
-          <w:p>
-            <w:r>
+              <w:t xml:space="preserve">This dashboard is extremely important for producers, as this where the features they need for successful business  are concentrated .Features like  </w:t>
+            </w:r>
+            <w:r>
+              <w:lastRenderedPageBreak/>
+              <w:t>managing stock levels and viewing orders require constant looking after ,so if the dashboard is unable to operate  at the speed producers feel comfortable with the producers won’t be able to operate  business efficiently . Customers would also be affected by this as they would be dealing with inaccurate displays of stock levels , orders left unattended due to dashboard unresponsiveness. The dashboard must remain responsive at all times in order to maintain good user experience and user satisfaction .</w:t>
+            </w:r>
+          </w:p>
+        </w:tc>
+        <w:tc>
+          <w:tcPr>
+            <w:tcW w:w="3105" w:type="dxa"/>
+          </w:tcPr>
+          <w:p>
+            <w:r>
+              <w:lastRenderedPageBreak/>
               <w:t>Update frequency 100ms; 99.9% delivery success; max staleness &lt;200ms</w:t>
             </w:r>
           </w:p>
@@ -4197,7 +4317,7 @@
         </w:tc>
         <w:tc>
           <w:tcPr>
-            <w:tcW w:w="1876" w:type="dxa"/>
+            <w:tcW w:w="3105" w:type="dxa"/>
           </w:tcPr>
           <w:p>
             <w:r>
@@ -4224,7 +4344,7 @@
         </w:tc>
         <w:tc>
           <w:tcPr>
-            <w:tcW w:w="1876" w:type="dxa"/>
+            <w:tcW w:w="3105" w:type="dxa"/>
           </w:tcPr>
           <w:p/>
         </w:tc>
@@ -4235,7 +4355,7 @@
         </w:trPr>
         <w:tc>
           <w:tcPr>
-            <w:tcW w:w="5854" w:type="dxa"/>
+            <w:tcW w:w="7083" w:type="dxa"/>
             <w:gridSpan w:val="3"/>
           </w:tcPr>
           <w:p>
@@ -4284,7 +4404,7 @@
         </w:tc>
         <w:tc>
           <w:tcPr>
-            <w:tcW w:w="1876" w:type="dxa"/>
+            <w:tcW w:w="3105" w:type="dxa"/>
           </w:tcPr>
           <w:p>
             <w:r>
@@ -4325,7 +4445,7 @@
         </w:tc>
         <w:tc>
           <w:tcPr>
-            <w:tcW w:w="1876" w:type="dxa"/>
+            <w:tcW w:w="3105" w:type="dxa"/>
           </w:tcPr>
           <w:p>
             <w:r>
@@ -4345,7 +4465,11 @@
           </w:tcPr>
           <w:p>
             <w:r>
-              <w:t>The time taken to detect a security incident should be as soon as possible.</w:t>
+              <w:t xml:space="preserve">The time taken to detect a security incident </w:t>
+            </w:r>
+            <w:r>
+              <w:lastRenderedPageBreak/>
+              <w:t>should be as soon as possible.</w:t>
             </w:r>
           </w:p>
         </w:tc>
@@ -4355,17 +4479,27 @@
           </w:tcPr>
           <w:p>
             <w:r>
-              <w:t>By keeping an eye on unusual activity such as multiple failed login attempts to accounts  the sooner actions such as locking accounts, changing passwords  can be done to neutralise the threats .If these threats are left undetected the threats the security o the digital solution is at risk which will disrupt the productivity of our client and ruin their reputation. These consequences will also lead to our client’s financial ruin .</w:t>
-            </w:r>
-          </w:p>
-        </w:tc>
-        <w:tc>
-          <w:tcPr>
-            <w:tcW w:w="1876" w:type="dxa"/>
-          </w:tcPr>
-          <w:p>
-            <w:r>
-              <w:t>The average time to detect  to minor incidents should be less than 24 hours. For serious incidents it should be within an hour.</w:t>
+              <w:lastRenderedPageBreak/>
+              <w:t xml:space="preserve">By keeping an eye on unusual activity such as multiple failed login </w:t>
+            </w:r>
+            <w:r>
+              <w:lastRenderedPageBreak/>
+              <w:t>attempts to accounts  the sooner actions such as locking accounts, changing passwords  can be done to neutralise the threats .If these threats are left undetected the threats the security o the digital solution is at risk which will disrupt the productivity of our client and ruin their reputation. These consequences will also lead to our client’s financial ruin .</w:t>
+            </w:r>
+          </w:p>
+        </w:tc>
+        <w:tc>
+          <w:tcPr>
+            <w:tcW w:w="3105" w:type="dxa"/>
+          </w:tcPr>
+          <w:p>
+            <w:r>
+              <w:lastRenderedPageBreak/>
+              <w:t xml:space="preserve">The average time to detect  to minor incidents should be less than 24 hours. For serious </w:t>
+            </w:r>
+            <w:r>
+              <w:lastRenderedPageBreak/>
+              <w:t>incidents it should be within an hour.</w:t>
             </w:r>
           </w:p>
         </w:tc>
@@ -4380,6 +4514,7 @@
           </w:tcPr>
           <w:p>
             <w:r>
+              <w:lastRenderedPageBreak/>
               <w:t>The time taken to respond to a security incident should be quick</w:t>
             </w:r>
           </w:p>
@@ -4397,7 +4532,7 @@
         </w:tc>
         <w:tc>
           <w:tcPr>
-            <w:tcW w:w="1876" w:type="dxa"/>
+            <w:tcW w:w="3105" w:type="dxa"/>
           </w:tcPr>
           <w:p>
             <w:r>
@@ -4426,14 +4561,18 @@
           </w:tcPr>
           <w:p>
             <w:r>
-              <w:t>Incidents can expose data, receipts and emails and damage customer trust , keeping incidents as close to 0 as possible will our customers the confidence in the security of the digital solution .</w:t>
+              <w:t xml:space="preserve">Incidents can expose data, receipts and emails and damage customer trust , keeping incidents as close to 0 as possible will our customers the confidence in the </w:t>
+            </w:r>
+            <w:r>
+              <w:lastRenderedPageBreak/>
+              <w:t>security of the digital solution .</w:t>
             </w:r>
           </w:p>
           <w:p/>
         </w:tc>
         <w:tc>
           <w:tcPr>
-            <w:tcW w:w="1876" w:type="dxa"/>
+            <w:tcW w:w="3105" w:type="dxa"/>
           </w:tcPr>
           <w:p>
             <w:pPr>
@@ -4451,6 +4590,7 @@
                 <w:sz w:val="24"/>
                 <w:szCs w:val="24"/>
               </w:rPr>
+              <w:lastRenderedPageBreak/>
               <w:t>Critical incidents should be at 0 whilst minor incidents should be kept at 2 .</w:t>
             </w:r>
           </w:p>
@@ -4503,7 +4643,7 @@
         </w:tc>
         <w:tc>
           <w:tcPr>
-            <w:tcW w:w="1876" w:type="dxa"/>
+            <w:tcW w:w="3105" w:type="dxa"/>
           </w:tcPr>
           <w:p>
             <w:pPr>
@@ -4552,7 +4692,7 @@
         </w:tc>
         <w:tc>
           <w:tcPr>
-            <w:tcW w:w="1876" w:type="dxa"/>
+            <w:tcW w:w="3105" w:type="dxa"/>
           </w:tcPr>
           <w:p>
             <w:pPr>
@@ -4595,13 +4735,17 @@
           </w:tcPr>
           <w:p>
             <w:r>
-              <w:t>Only authorised producers  should be able to see stock screens and update product details in  This is important to prevent customers seeing stock levels,  and other users’ orders that reveal competitive business data.</w:t>
-            </w:r>
-          </w:p>
-        </w:tc>
-        <w:tc>
-          <w:tcPr>
-            <w:tcW w:w="1876" w:type="dxa"/>
+              <w:t xml:space="preserve">Only authorised producers  should be able to see stock screens and update product details in  This </w:t>
+            </w:r>
+            <w:r>
+              <w:lastRenderedPageBreak/>
+              <w:t>is important to prevent customers seeing stock levels,  and other users’ orders that reveal competitive business data.</w:t>
+            </w:r>
+          </w:p>
+        </w:tc>
+        <w:tc>
+          <w:tcPr>
+            <w:tcW w:w="3105" w:type="dxa"/>
           </w:tcPr>
           <w:p>
             <w:pPr>
@@ -4619,6 +4763,7 @@
                 <w:sz w:val="24"/>
                 <w:szCs w:val="24"/>
               </w:rPr>
+              <w:lastRenderedPageBreak/>
               <w:t>All changes logged; 2FA edits</w:t>
             </w:r>
           </w:p>
@@ -4642,7 +4787,7 @@
         </w:tc>
         <w:tc>
           <w:tcPr>
-            <w:tcW w:w="1876" w:type="dxa"/>
+            <w:tcW w:w="3105" w:type="dxa"/>
           </w:tcPr>
           <w:p>
             <w:pPr>
@@ -4662,7 +4807,7 @@
         </w:trPr>
         <w:tc>
           <w:tcPr>
-            <w:tcW w:w="5854" w:type="dxa"/>
+            <w:tcW w:w="7083" w:type="dxa"/>
             <w:gridSpan w:val="3"/>
           </w:tcPr>
           <w:p>
@@ -4711,7 +4856,7 @@
         </w:tc>
         <w:tc>
           <w:tcPr>
-            <w:tcW w:w="1876" w:type="dxa"/>
+            <w:tcW w:w="3105" w:type="dxa"/>
           </w:tcPr>
           <w:p>
             <w:r>
@@ -4746,7 +4891,7 @@
         </w:tc>
         <w:tc>
           <w:tcPr>
-            <w:tcW w:w="1876" w:type="dxa"/>
+            <w:tcW w:w="3105" w:type="dxa"/>
           </w:tcPr>
           <w:p>
             <w:r>
@@ -4824,7 +4969,7 @@
         </w:tc>
         <w:tc>
           <w:tcPr>
-            <w:tcW w:w="1876" w:type="dxa"/>
+            <w:tcW w:w="3105" w:type="dxa"/>
           </w:tcPr>
           <w:p>
             <w:pPr>
@@ -4866,7 +5011,7 @@
         </w:tc>
         <w:tc>
           <w:tcPr>
-            <w:tcW w:w="1876" w:type="dxa"/>
+            <w:tcW w:w="3105" w:type="dxa"/>
           </w:tcPr>
           <w:p/>
         </w:tc>
@@ -4877,7 +5022,7 @@
         </w:trPr>
         <w:tc>
           <w:tcPr>
-            <w:tcW w:w="5854" w:type="dxa"/>
+            <w:tcW w:w="7083" w:type="dxa"/>
             <w:gridSpan w:val="3"/>
           </w:tcPr>
           <w:p>
@@ -4926,7 +5071,7 @@
         </w:tc>
         <w:tc>
           <w:tcPr>
-            <w:tcW w:w="1876" w:type="dxa"/>
+            <w:tcW w:w="3105" w:type="dxa"/>
           </w:tcPr>
           <w:p>
             <w:r>
@@ -4970,7 +5115,7 @@
         </w:tc>
         <w:tc>
           <w:tcPr>
-            <w:tcW w:w="1876" w:type="dxa"/>
+            <w:tcW w:w="3105" w:type="dxa"/>
           </w:tcPr>
           <w:p>
             <w:r>
@@ -4996,7 +5141,11 @@
           </w:tcPr>
           <w:p>
             <w:r>
-              <w:t>System must  have a high capacity for data handling .</w:t>
+              <w:t xml:space="preserve">System must  have a high </w:t>
+            </w:r>
+            <w:r>
+              <w:lastRenderedPageBreak/>
+              <w:t>capacity for data handling .</w:t>
             </w:r>
           </w:p>
         </w:tc>
@@ -5020,32 +5169,54 @@
                 <w:sz w:val="24"/>
                 <w:szCs w:val="24"/>
               </w:rPr>
-              <w:t>The amount of data required for our client to work efficiently is huge so by having a solution that has a high data capacity ensures that the client’s work and productivity isn’t disrupted.</w:t>
-            </w:r>
-          </w:p>
-          <w:p/>
-        </w:tc>
-        <w:tc>
-          <w:tcPr>
-            <w:tcW w:w="1876" w:type="dxa"/>
-          </w:tcPr>
-          <w:p>
-            <w:pPr>
+              <w:lastRenderedPageBreak/>
+              <w:t xml:space="preserve">The amount of data required for our </w:t>
+            </w:r>
+            <w:r>
               <w:rPr>
                 <w:rFonts w:ascii="Aptos" w:eastAsia="Aptos" w:hAnsi="Aptos" w:cs="Aptos"/>
                 <w:color w:val="000000" w:themeColor="text1"/>
                 <w:sz w:val="24"/>
                 <w:szCs w:val="24"/>
               </w:rPr>
-            </w:pPr>
-            <w:r>
+              <w:lastRenderedPageBreak/>
+              <w:t>client to work efficiently is huge so by having a solution that has a high data capacity ensures that the client’s work and productivity isn’t disrupted.</w:t>
+            </w:r>
+          </w:p>
+          <w:p/>
+        </w:tc>
+        <w:tc>
+          <w:tcPr>
+            <w:tcW w:w="3105" w:type="dxa"/>
+          </w:tcPr>
+          <w:p>
+            <w:pPr>
               <w:rPr>
                 <w:rFonts w:ascii="Aptos" w:eastAsia="Aptos" w:hAnsi="Aptos" w:cs="Aptos"/>
                 <w:color w:val="000000" w:themeColor="text1"/>
                 <w:sz w:val="24"/>
                 <w:szCs w:val="24"/>
               </w:rPr>
-              <w:t>Supports 5,000 concurrent reservations, and up to 1TB of stored data without performance loss.</w:t>
+            </w:pPr>
+            <w:r>
+              <w:rPr>
+                <w:rFonts w:ascii="Aptos" w:eastAsia="Aptos" w:hAnsi="Aptos" w:cs="Aptos"/>
+                <w:color w:val="000000" w:themeColor="text1"/>
+                <w:sz w:val="24"/>
+                <w:szCs w:val="24"/>
+              </w:rPr>
+              <w:lastRenderedPageBreak/>
+              <w:t xml:space="preserve">Supports 5,000 concurrent reservations, and up to 1TB </w:t>
+            </w:r>
+            <w:r>
+              <w:rPr>
+                <w:rFonts w:ascii="Aptos" w:eastAsia="Aptos" w:hAnsi="Aptos" w:cs="Aptos"/>
+                <w:color w:val="000000" w:themeColor="text1"/>
+                <w:sz w:val="24"/>
+                <w:szCs w:val="24"/>
+              </w:rPr>
+              <w:lastRenderedPageBreak/>
+              <w:t>of stored data without performance loss.</w:t>
             </w:r>
           </w:p>
           <w:p/>
@@ -5061,6 +5232,7 @@
           </w:tcPr>
           <w:p>
             <w:r>
+              <w:lastRenderedPageBreak/>
               <w:t>Handles large shopping carts</w:t>
             </w:r>
           </w:p>
@@ -5077,7 +5249,7 @@
         </w:tc>
         <w:tc>
           <w:tcPr>
-            <w:tcW w:w="1876" w:type="dxa"/>
+            <w:tcW w:w="3105" w:type="dxa"/>
           </w:tcPr>
           <w:p>
             <w:r>
@@ -5109,7 +5281,7 @@
         </w:tc>
         <w:tc>
           <w:tcPr>
-            <w:tcW w:w="1876" w:type="dxa"/>
+            <w:tcW w:w="3105" w:type="dxa"/>
           </w:tcPr>
           <w:p/>
         </w:tc>
@@ -5132,7 +5304,7 @@
         </w:tc>
         <w:tc>
           <w:tcPr>
-            <w:tcW w:w="1876" w:type="dxa"/>
+            <w:tcW w:w="3105" w:type="dxa"/>
           </w:tcPr>
           <w:p/>
         </w:tc>
@@ -5143,7 +5315,7 @@
         </w:trPr>
         <w:tc>
           <w:tcPr>
-            <w:tcW w:w="5854" w:type="dxa"/>
+            <w:tcW w:w="7083" w:type="dxa"/>
             <w:gridSpan w:val="3"/>
           </w:tcPr>
           <w:p>
@@ -5192,7 +5364,7 @@
         </w:tc>
         <w:tc>
           <w:tcPr>
-            <w:tcW w:w="1876" w:type="dxa"/>
+            <w:tcW w:w="3105" w:type="dxa"/>
           </w:tcPr>
           <w:p>
             <w:r>
@@ -5232,7 +5404,7 @@
         </w:tc>
         <w:tc>
           <w:tcPr>
-            <w:tcW w:w="1876" w:type="dxa"/>
+            <w:tcW w:w="3105" w:type="dxa"/>
           </w:tcPr>
           <w:p>
             <w:r>
@@ -5276,32 +5448,43 @@
                 <w:sz w:val="24"/>
                 <w:szCs w:val="24"/>
               </w:rPr>
-              <w:t>By having recovery plans incidents can be dealt with quicker which keeps damages made to a minimum. It will also give our users confidence in our digital solution as they feel that the functionality of the website can resumed within a short amount of time.</w:t>
-            </w:r>
-          </w:p>
-          <w:p/>
-        </w:tc>
-        <w:tc>
-          <w:tcPr>
-            <w:tcW w:w="1876" w:type="dxa"/>
-          </w:tcPr>
-          <w:p>
-            <w:pPr>
-              <w:spacing w:before="240" w:after="240"/>
+              <w:t xml:space="preserve">By having recovery plans incidents can be dealt with quicker which keeps damages made to a minimum. It will also give our users confidence in our digital solution as </w:t>
+            </w:r>
+            <w:r>
               <w:rPr>
                 <w:rFonts w:ascii="Aptos" w:eastAsia="Aptos" w:hAnsi="Aptos" w:cs="Aptos"/>
                 <w:color w:val="000000" w:themeColor="text1"/>
                 <w:sz w:val="24"/>
                 <w:szCs w:val="24"/>
               </w:rPr>
-            </w:pPr>
-            <w:r>
+              <w:lastRenderedPageBreak/>
+              <w:t>they feel that the functionality of the website can resumed within a short amount of time.</w:t>
+            </w:r>
+          </w:p>
+          <w:p/>
+        </w:tc>
+        <w:tc>
+          <w:tcPr>
+            <w:tcW w:w="3105" w:type="dxa"/>
+          </w:tcPr>
+          <w:p>
+            <w:pPr>
+              <w:spacing w:before="240" w:after="240"/>
               <w:rPr>
                 <w:rFonts w:ascii="Aptos" w:eastAsia="Aptos" w:hAnsi="Aptos" w:cs="Aptos"/>
                 <w:color w:val="000000" w:themeColor="text1"/>
                 <w:sz w:val="24"/>
                 <w:szCs w:val="24"/>
               </w:rPr>
+            </w:pPr>
+            <w:r>
+              <w:rPr>
+                <w:rFonts w:ascii="Aptos" w:eastAsia="Aptos" w:hAnsi="Aptos" w:cs="Aptos"/>
+                <w:color w:val="000000" w:themeColor="text1"/>
+                <w:sz w:val="24"/>
+                <w:szCs w:val="24"/>
+              </w:rPr>
+              <w:lastRenderedPageBreak/>
               <w:t>The solution should be dealt within 30 minutes.</w:t>
             </w:r>
           </w:p>
@@ -5339,7 +5522,7 @@
         </w:tc>
         <w:tc>
           <w:tcPr>
-            <w:tcW w:w="1876" w:type="dxa"/>
+            <w:tcW w:w="3105" w:type="dxa"/>
           </w:tcPr>
           <w:p>
             <w:r>
@@ -5387,7 +5570,7 @@
         </w:tc>
         <w:tc>
           <w:tcPr>
-            <w:tcW w:w="1876" w:type="dxa"/>
+            <w:tcW w:w="3105" w:type="dxa"/>
           </w:tcPr>
           <w:p>
             <w:r>
@@ -5419,16 +5602,21 @@
           </w:tcPr>
           <w:p>
             <w:r>
-              <w:t xml:space="preserve"> Tracking downtime can lead to chaos   as customers would rush to make constant phone calls to busy producers. Constant downtimes would lead to customer complaints as a result of frustration. Complaints can ruin the client’s image and could deter new customers from purchasing their products. </w:t>
-            </w:r>
-          </w:p>
-        </w:tc>
-        <w:tc>
-          <w:tcPr>
-            <w:tcW w:w="1876" w:type="dxa"/>
-          </w:tcPr>
-          <w:p>
-            <w:r>
+              <w:t xml:space="preserve"> Tracking downtime can lead to chaos   as customers would rush to make constant phone calls to busy producers. Constant downtimes would lead to customer complaints as a result of frustration. Complaints can ruin </w:t>
+            </w:r>
+            <w:r>
+              <w:lastRenderedPageBreak/>
+              <w:t xml:space="preserve">the client’s image and could deter new customers from purchasing their products. </w:t>
+            </w:r>
+          </w:p>
+        </w:tc>
+        <w:tc>
+          <w:tcPr>
+            <w:tcW w:w="3105" w:type="dxa"/>
+          </w:tcPr>
+          <w:p>
+            <w:r>
+              <w:lastRenderedPageBreak/>
               <w:t>99.9% uptime; 0 data loss</w:t>
             </w:r>
           </w:p>
@@ -5463,7 +5651,7 @@
         </w:tc>
         <w:tc>
           <w:tcPr>
-            <w:tcW w:w="1876" w:type="dxa"/>
+            <w:tcW w:w="3105" w:type="dxa"/>
           </w:tcPr>
           <w:p>
             <w:r>
@@ -5478,7 +5666,7 @@
         </w:trPr>
         <w:tc>
           <w:tcPr>
-            <w:tcW w:w="5854" w:type="dxa"/>
+            <w:tcW w:w="7083" w:type="dxa"/>
             <w:gridSpan w:val="3"/>
           </w:tcPr>
           <w:p>
@@ -5527,7 +5715,7 @@
         </w:tc>
         <w:tc>
           <w:tcPr>
-            <w:tcW w:w="1876" w:type="dxa"/>
+            <w:tcW w:w="3105" w:type="dxa"/>
           </w:tcPr>
           <w:p>
             <w:r>
@@ -5569,7 +5757,7 @@
         </w:tc>
         <w:tc>
           <w:tcPr>
-            <w:tcW w:w="1876" w:type="dxa"/>
+            <w:tcW w:w="3105" w:type="dxa"/>
           </w:tcPr>
           <w:p>
             <w:pPr>
@@ -5624,7 +5812,7 @@
         </w:tc>
         <w:tc>
           <w:tcPr>
-            <w:tcW w:w="1876" w:type="dxa"/>
+            <w:tcW w:w="3105" w:type="dxa"/>
           </w:tcPr>
           <w:p>
             <w:r>
@@ -5655,16 +5843,21 @@
           </w:tcPr>
           <w:p>
             <w:r>
-              <w:t>Customers should be able to search for products using standard English . Complicating inputs can worsen the customer’s experience with the website as most of our client’s customers won’ t have  good technical knowledge .Hence, why keeping the inputs for searches simple and understandable will make them usable for all customers.</w:t>
-            </w:r>
-          </w:p>
-        </w:tc>
-        <w:tc>
-          <w:tcPr>
-            <w:tcW w:w="1876" w:type="dxa"/>
-          </w:tcPr>
-          <w:p>
-            <w:r>
+              <w:t xml:space="preserve">Customers should be able to search for products using standard English . Complicating inputs can worsen the customer’s experience with the website as most of our client’s customers won’ t have  </w:t>
+            </w:r>
+            <w:r>
+              <w:lastRenderedPageBreak/>
+              <w:t>good technical knowledge .Hence, why keeping the inputs for searches simple and understandable will make them usable for all customers.</w:t>
+            </w:r>
+          </w:p>
+        </w:tc>
+        <w:tc>
+          <w:tcPr>
+            <w:tcW w:w="3105" w:type="dxa"/>
+          </w:tcPr>
+          <w:p>
+            <w:r>
+              <w:lastRenderedPageBreak/>
               <w:t>90% relevant results; abandonment &lt;5%</w:t>
             </w:r>
           </w:p>
@@ -5696,7 +5889,7 @@
         </w:tc>
         <w:tc>
           <w:tcPr>
-            <w:tcW w:w="1876" w:type="dxa"/>
+            <w:tcW w:w="3105" w:type="dxa"/>
           </w:tcPr>
           <w:p>
             <w:r>
@@ -5731,7 +5924,7 @@
         </w:tc>
         <w:tc>
           <w:tcPr>
-            <w:tcW w:w="1876" w:type="dxa"/>
+            <w:tcW w:w="3105" w:type="dxa"/>
           </w:tcPr>
           <w:p>
             <w:r>
@@ -5750,7 +5943,11 @@
           </w:tcPr>
           <w:p>
             <w:r>
-              <w:t>Users must feel comfortable in the checkout process</w:t>
+              <w:t xml:space="preserve">Users must feel comfortable in </w:t>
+            </w:r>
+            <w:r>
+              <w:lastRenderedPageBreak/>
+              <w:t>the checkout process</w:t>
             </w:r>
           </w:p>
         </w:tc>
@@ -5760,16 +5957,22 @@
           </w:tcPr>
           <w:p>
             <w:r>
-              <w:t>Multi-page checkout can drain the attention of customers and could even lead to low customer retention.  This is because customers would be reluctant to continuously make orders as they wouldn’t want to go through long checkout processes time and time again and may seek to find alternatives in our client’s rivals. This leads to further revenue loss.</w:t>
-            </w:r>
-          </w:p>
-        </w:tc>
-        <w:tc>
-          <w:tcPr>
-            <w:tcW w:w="1876" w:type="dxa"/>
-          </w:tcPr>
-          <w:p>
-            <w:r>
+              <w:lastRenderedPageBreak/>
+              <w:t xml:space="preserve">Multi-page checkout can drain the attention of </w:t>
+            </w:r>
+            <w:r>
+              <w:lastRenderedPageBreak/>
+              <w:t>customers and could even lead to low customer retention.  This is because customers would be reluctant to continuously make orders as they wouldn’t want to go through long checkout processes time and time again and may seek to find alternatives in our client’s rivals. This leads to further revenue loss.</w:t>
+            </w:r>
+          </w:p>
+        </w:tc>
+        <w:tc>
+          <w:tcPr>
+            <w:tcW w:w="3105" w:type="dxa"/>
+          </w:tcPr>
+          <w:p>
+            <w:r>
+              <w:lastRenderedPageBreak/>
               <w:t>3 steps max; 95% completion rate</w:t>
             </w:r>
           </w:p>
@@ -5793,7 +5996,7 @@
         </w:tc>
         <w:tc>
           <w:tcPr>
-            <w:tcW w:w="1876" w:type="dxa"/>
+            <w:tcW w:w="3105" w:type="dxa"/>
           </w:tcPr>
           <w:p/>
         </w:tc>
@@ -5816,7 +6019,7 @@
         </w:tc>
         <w:tc>
           <w:tcPr>
-            <w:tcW w:w="1876" w:type="dxa"/>
+            <w:tcW w:w="3105" w:type="dxa"/>
           </w:tcPr>
           <w:p/>
         </w:tc>
@@ -5827,7 +6030,7 @@
         </w:trPr>
         <w:tc>
           <w:tcPr>
-            <w:tcW w:w="5854" w:type="dxa"/>
+            <w:tcW w:w="7083" w:type="dxa"/>
             <w:gridSpan w:val="3"/>
           </w:tcPr>
           <w:p>
@@ -5876,7 +6079,7 @@
         </w:tc>
         <w:tc>
           <w:tcPr>
-            <w:tcW w:w="1876" w:type="dxa"/>
+            <w:tcW w:w="3105" w:type="dxa"/>
           </w:tcPr>
           <w:p>
             <w:r>
@@ -5911,7 +6114,7 @@
         </w:tc>
         <w:tc>
           <w:tcPr>
-            <w:tcW w:w="1876" w:type="dxa"/>
+            <w:tcW w:w="3105" w:type="dxa"/>
           </w:tcPr>
           <w:p>
             <w:r>
@@ -5947,7 +6150,7 @@
         </w:tc>
         <w:tc>
           <w:tcPr>
-            <w:tcW w:w="1876" w:type="dxa"/>
+            <w:tcW w:w="3105" w:type="dxa"/>
           </w:tcPr>
           <w:p>
             <w:r>
@@ -5976,13 +6179,17 @@
           </w:tcPr>
           <w:p>
             <w:r>
-              <w:t>Font size adjustment must be offered because fixed small texts can make  users with visual unable to read product details. Multiple size options allows users to choose their preferred font size which  prevents bias towards users normal-visions.</w:t>
-            </w:r>
-          </w:p>
-        </w:tc>
-        <w:tc>
-          <w:tcPr>
-            <w:tcW w:w="1876" w:type="dxa"/>
+              <w:t xml:space="preserve">Font size adjustment must be offered because fixed small texts can make  users with visual unable to </w:t>
+            </w:r>
+            <w:r>
+              <w:lastRenderedPageBreak/>
+              <w:t>read product details. Multiple size options allows users to choose their preferred font size which  prevents bias towards users normal-visions.</w:t>
+            </w:r>
+          </w:p>
+        </w:tc>
+        <w:tc>
+          <w:tcPr>
+            <w:tcW w:w="3105" w:type="dxa"/>
             <w:vAlign w:val="center"/>
           </w:tcPr>
           <w:p>
@@ -5990,6 +6197,7 @@
               <w:rPr>
                 <w:rFonts w:ascii="Arial" w:eastAsia="Arial" w:hAnsi="Arial" w:cs="Arial"/>
               </w:rPr>
+              <w:lastRenderedPageBreak/>
               <w:t xml:space="preserve">3 sizes available; </w:t>
             </w:r>
           </w:p>
@@ -6021,7 +6229,7 @@
         </w:tc>
         <w:tc>
           <w:tcPr>
-            <w:tcW w:w="1876" w:type="dxa"/>
+            <w:tcW w:w="3105" w:type="dxa"/>
           </w:tcPr>
           <w:p>
             <w:r>
@@ -6062,7 +6270,7 @@
         </w:tc>
         <w:tc>
           <w:tcPr>
-            <w:tcW w:w="1876" w:type="dxa"/>
+            <w:tcW w:w="3105" w:type="dxa"/>
           </w:tcPr>
           <w:p>
             <w:r>
@@ -6099,13 +6307,17 @@
           </w:tcPr>
           <w:p>
             <w:r>
-              <w:t>Text-to-speech  must be supported because it  would enable users with visual impairments to navigate around the solution . Visually impaired users tend to be disregarded in this industry. So adding it would  give our client an edge over it’s competitors because this demographic of  customers can use the solution to do their shopping . This would to more  customer retention and revenue growth .Lastly adding it would mean the solution has full WCAG  compliance meaning no consequences for lack of accessibility.</w:t>
-            </w:r>
-          </w:p>
-        </w:tc>
-        <w:tc>
-          <w:tcPr>
-            <w:tcW w:w="1876" w:type="dxa"/>
+              <w:t xml:space="preserve">Text-to-speech  must be supported because it  would enable users with visual impairments to navigate around the </w:t>
+            </w:r>
+            <w:r>
+              <w:lastRenderedPageBreak/>
+              <w:t>solution . Visually impaired users tend to be disregarded in this industry. So adding it would  give our client an edge over it’s competitors because this demographic of  customers can use the solution to do their shopping . This would to more  customer retention and revenue growth .Lastly adding it would mean the solution has full WCAG  compliance meaning no consequences for lack of accessibility.</w:t>
+            </w:r>
+          </w:p>
+        </w:tc>
+        <w:tc>
+          <w:tcPr>
+            <w:tcW w:w="3105" w:type="dxa"/>
           </w:tcPr>
           <w:p/>
         </w:tc>
@@ -6197,6 +6409,12 @@
         </w:drawing>
       </w:r>
     </w:p>
+    <w:p>
+      <w:r>
+        <w:t xml:space="preserve">Risk Management </w:t>
+      </w:r>
+    </w:p>
+    <w:p/>
     <w:p/>
     <w:p>
       <w:pPr>
@@ -6216,26 +6434,68 @@
       </w:r>
     </w:p>
     <w:p>
-      <w:r>
-        <w:t>Injection vulnerabilities such as SQL Injections are a risk we may face during the development stage. Attackers can manipulate database queries when users input from  form that have not been cleaned. This injection can allow attackers too execute server-side code, which grants them full access. To mitigate this, Escaping, which converts special characters to safe entities before rendering in HTML.</w:t>
-      </w:r>
+      <w:pPr>
+        <w:rPr>
+          <w:b/>
+          <w:bCs/>
+          <w:u w:val="single"/>
+        </w:rPr>
+      </w:pPr>
     </w:p>
     <w:p>
       <w:r>
-        <w:t>Security Misconfigurations allows unauthorised API access to</w:t>
-      </w:r>
-      <w:r>
-        <w:t xml:space="preserve"> dashboard</w:t>
-      </w:r>
-      <w:r>
-        <w:t xml:space="preserve"> endpoints. To mitigate this, we will force role specific access and error pages to prevent database details to be revealed during failed log ins.</w:t>
+        <w:t xml:space="preserve">For the digital solution the user interface focuses on being welcoming, clear and easy to navigate for users with all levels of computing skills. The colour palette consisting of cream, black burgundy and </w:t>
+      </w:r>
+      <w:r>
+        <w:lastRenderedPageBreak/>
+        <w:t>gold will be used to keep text readable whilst making key buttons stand out. The layout and design choices will be mainly based on the “Emporium Thai” website from my research due to the images and colours giving off a feeling of welcomeness and luxury. I will try to replicate that luxurious feeling with my own colour palette.</w:t>
+      </w:r>
+    </w:p>
+    <w:p/>
+    <w:p>
+      <w:r>
+        <w:t>The main target audience for my website would be professionals aged 25-55, families and young couples who enjoy luxurious culinary experiences from all over the world. Restaurants are popular with professionals because they appreciate high quality meals with good online reservations. Busy professionals can quickly find opening hours and make online reservations through a simple booking form. Families see dedicated sections for kids such as birthday packages and group bookings with clear pricing making it easy to plan celebrations. Young couples would love elegant images of romantic table settings and romantic lighting photos that suggest a perfect date. The website will have the features that will ensure that target will have a positive experience based on their preferences.</w:t>
       </w:r>
     </w:p>
     <w:p>
-      <w:pPr>
-        <w:ind w:left="360"/>
-      </w:pPr>
+      <w:r>
+        <w:t>Another benefit to knowing your target audience would be knowing their preferences as previously mentioned that would enhance their user experiences such as having accessibility features to the website. Such as:</w:t>
+      </w:r>
     </w:p>
+    <w:p>
+      <w:pPr>
+        <w:numPr>
+          <w:ilvl w:val="0"/>
+          <w:numId w:val="22"/>
+        </w:numPr>
+      </w:pPr>
+      <w:r>
+        <w:t>Text-to-Speech: Would help users with visual impairments or face reading difficulties to navigate through the website.</w:t>
+      </w:r>
+    </w:p>
+    <w:p>
+      <w:pPr>
+        <w:numPr>
+          <w:ilvl w:val="0"/>
+          <w:numId w:val="22"/>
+        </w:numPr>
+      </w:pPr>
+      <w:r>
+        <w:t>Resizable text: This would help users who struggle to see the text on our website as they can zoom in up to 200% without seeing pixels.</w:t>
+      </w:r>
+    </w:p>
+    <w:p>
+      <w:pPr>
+        <w:numPr>
+          <w:ilvl w:val="0"/>
+          <w:numId w:val="22"/>
+        </w:numPr>
+      </w:pPr>
+      <w:r>
+        <w:t>Clear error messages: Error messages that are clear give user a guid on what the problem is and how to solve it which ensures users remain calm when they encounter errors.</w:t>
+      </w:r>
+    </w:p>
+    <w:p/>
     <w:p>
       <w:pPr>
         <w:rPr>
@@ -6254,33 +6514,29 @@
       </w:r>
     </w:p>
     <w:p>
-      <w:pPr>
-        <w:ind w:left="360"/>
-      </w:pPr>
-      <w:r>
-        <w:t xml:space="preserve">What </w:t>
-      </w:r>
-      <w:r>
-        <w:t>security</w:t>
-      </w:r>
-      <w:r>
-        <w:t xml:space="preserve"> risks will be involved in creating your web-based solution?</w:t>
+      <w:r>
+        <w:t xml:space="preserve">Injection vulnerabilities such as SQL Injections are a </w:t>
+      </w:r>
+      <w:proofErr w:type="gramStart"/>
+      <w:r>
+        <w:t>risk</w:t>
+      </w:r>
+      <w:proofErr w:type="gramEnd"/>
+      <w:r>
+        <w:t xml:space="preserve"> we may face during the development stage. Attackers can manipulate database queries when users input </w:t>
+      </w:r>
+      <w:proofErr w:type="gramStart"/>
+      <w:r>
+        <w:t>from  form</w:t>
+      </w:r>
+      <w:proofErr w:type="gramEnd"/>
+      <w:r>
+        <w:t xml:space="preserve"> that have not been cleaned. This injection can allow attackers too execute server-side code, which grants them full access. To mitigate this, Escaping, which converts special characters to safe entities before rendering in HTML.</w:t>
       </w:r>
     </w:p>
     <w:p>
-      <w:pPr>
-        <w:ind w:left="360"/>
-      </w:pPr>
-      <w:r>
-        <w:t>How will you mitigate these potential risks?</w:t>
-      </w:r>
-    </w:p>
-    <w:p>
-      <w:pPr>
-        <w:ind w:left="360"/>
-      </w:pPr>
-      <w:r>
-        <w:t>Make sure each one is specific to your particular solution and is not just generic</w:t>
+      <w:r>
+        <w:t>Security Misconfigurations allows unauthorised API access to dashboard endpoints. To mitigate this, we will force role specific access and error pages to prevent database details to be revealed during failed log ins.</w:t>
       </w:r>
     </w:p>
     <w:p>
@@ -6400,7 +6656,7 @@
 </file>
 
 <file path=word/numbering.xml><?xml version="1.0" encoding="utf-8"?>
-<w:numbering xmlns:wpc="http://schemas.microsoft.com/office/word/2010/wordprocessingCanvas" xmlns:cx="http://schemas.microsoft.com/office/drawing/2014/chartex" xmlns:cx1="http://schemas.microsoft.com/office/drawing/2015/9/8/chartex" xmlns:cx2="http://schemas.microsoft.com/office/drawing/2015/10/21/chartex" xmlns:cx3="http://schemas.microsoft.com/office/drawing/2016/5/9/chartex" xmlns:cx4="http://schemas.microsoft.com/office/drawing/2016/5/10/chartex" xmlns:cx5="http://schemas.microsoft.com/office/drawing/2016/5/11/chartex" xmlns:cx6="http://schemas.microsoft.com/office/drawing/2016/5/12/chartex" xmlns:cx7="http://schemas.microsoft.com/office/drawing/2016/5/13/chartex" xmlns:cx8="http://schemas.microsoft.com/office/drawing/2016/5/14/chartex" xmlns:mc="http://schemas.openxmlformats.org/markup-compatibility/2006" xmlns:aink="http://schemas.microsoft.com/office/drawing/2016/ink" xmlns:am3d="http://schemas.microsoft.com/office/drawing/2017/model3d" xmlns:o="urn:schemas-microsoft-com:office:office" xmlns:oel="http://schemas.microsoft.com/office/2019/extlst" xmlns:r="http://schemas.openxmlformats.org/officeDocument/2006/relationships" xmlns:m="http://schemas.openxmlformats.org/officeDocument/2006/math" xmlns:v="urn:schemas-microsoft-com:vml" xmlns:wp14="http://schemas.microsoft.com/office/word/2010/wordprocessingDrawing" xmlns:wp="http://schemas.openxmlformats.org/drawingml/2006/wordprocessingDrawing" xmlns:w10="urn:schemas-microsoft-com:office:word" xmlns:w="http://schemas.openxmlformats.org/wordprocessingml/2006/main" xmlns:w14="http://schemas.microsoft.com/office/word/2010/wordml" xmlns:w15="http://schemas.microsoft.com/office/word/2012/wordml" xmlns:w16cex="http://schemas.microsoft.com/office/word/2018/wordml/cex" xmlns:w16cid="http://schemas.microsoft.com/office/word/2016/wordml/cid" xmlns:w16="http://schemas.microsoft.com/office/word/2018/wordml" xmlns:w16du="http://schemas.microsoft.com/office/word/2023/wordml/word16du" xmlns:w16sdtdh="http://schemas.microsoft.com/office/word/2020/wordml/sdtdatahash" xmlns:w16sdtfl="http://schemas.microsoft.com/office/word/2024/wordml/sdtformatlock" xmlns:w16se="http://schemas.microsoft.com/office/word/2015/wordml/symex" xmlns:wpg="http://schemas.microsoft.com/office/word/2010/wordprocessingGroup" xmlns:wpi="http://schemas.microsoft.com/office/word/2010/wordprocessingInk" xmlns:wne="http://schemas.microsoft.com/office/word/2006/wordml" xmlns:wps="http://schemas.microsoft.com/office/word/2010/wordprocessingShape" mc:Ignorable="w14 w15 w16se w16cid w16 w16cex w16sdtdh w16sdtfl w16du wp14">
+<w:numbering xmlns:wpc="http://schemas.microsoft.com/office/word/2010/wordprocessingCanvas" xmlns:cx="http://schemas.microsoft.com/office/drawing/2014/chartex" xmlns:cx1="http://schemas.microsoft.com/office/drawing/2015/9/8/chartex" xmlns:cx2="http://schemas.microsoft.com/office/drawing/2015/10/21/chartex" xmlns:cx3="http://schemas.microsoft.com/office/drawing/2016/5/9/chartex" xmlns:cx4="http://schemas.microsoft.com/office/drawing/2016/5/10/chartex" xmlns:cx5="http://schemas.microsoft.com/office/drawing/2016/5/11/chartex" xmlns:cx6="http://schemas.microsoft.com/office/drawing/2016/5/12/chartex" xmlns:cx7="http://schemas.microsoft.com/office/drawing/2016/5/13/chartex" xmlns:cx8="http://schemas.microsoft.com/office/drawing/2016/5/14/chartex" xmlns:mc="http://schemas.openxmlformats.org/markup-compatibility/2006" xmlns:aink="http://schemas.microsoft.com/office/drawing/2016/ink" xmlns:am3d="http://schemas.microsoft.com/office/drawing/2017/model3d" xmlns:o="urn:schemas-microsoft-com:office:office" xmlns:r="http://schemas.openxmlformats.org/officeDocument/2006/relationships" xmlns:m="http://schemas.openxmlformats.org/officeDocument/2006/math" xmlns:v="urn:schemas-microsoft-com:vml" xmlns:wp14="http://schemas.microsoft.com/office/word/2010/wordprocessingDrawing" xmlns:wp="http://schemas.openxmlformats.org/drawingml/2006/wordprocessingDrawing" xmlns:w10="urn:schemas-microsoft-com:office:word" xmlns:w="http://schemas.openxmlformats.org/wordprocessingml/2006/main" xmlns:w14="http://schemas.microsoft.com/office/word/2010/wordml" xmlns:w15="http://schemas.microsoft.com/office/word/2012/wordml" xmlns:w16cex="http://schemas.microsoft.com/office/word/2018/wordml/cex" xmlns:w16cid="http://schemas.microsoft.com/office/word/2016/wordml/cid" xmlns:w16="http://schemas.microsoft.com/office/word/2018/wordml" xmlns:w16sdtdh="http://schemas.microsoft.com/office/word/2020/wordml/sdtdatahash" xmlns:w16se="http://schemas.microsoft.com/office/word/2015/wordml/symex" xmlns:wpg="http://schemas.microsoft.com/office/word/2010/wordprocessingGroup" xmlns:wpi="http://schemas.microsoft.com/office/word/2010/wordprocessingInk" xmlns:wne="http://schemas.microsoft.com/office/word/2006/wordml" xmlns:wps="http://schemas.microsoft.com/office/word/2010/wordprocessingShape" mc:Ignorable="w14 w15 w16se w16cid w16 w16cex w16sdtdh wp14">
   <w:abstractNum w:abstractNumId="0" w15:restartNumberingAfterBreak="0">
     <w:nsid w:val="08D54ED0"/>
     <w:multiLevelType w:val="hybridMultilevel"/>
@@ -8774,74 +9030,199 @@
       </w:rPr>
     </w:lvl>
   </w:abstractNum>
-  <w:num w:numId="1" w16cid:durableId="1878543947">
+  <w:abstractNum w:abstractNumId="21" w15:restartNumberingAfterBreak="0">
+    <w:nsid w:val="7C109575"/>
+    <w:multiLevelType w:val="hybridMultilevel"/>
+    <w:tmpl w:val="8916B43C"/>
+    <w:lvl w:ilvl="0" w:tplc="DD022454">
+      <w:start w:val="1"/>
+      <w:numFmt w:val="bullet"/>
+      <w:lvlText w:val=""/>
+      <w:lvlJc w:val="left"/>
+      <w:pPr>
+        <w:ind w:left="720" w:hanging="360"/>
+      </w:pPr>
+      <w:rPr>
+        <w:rFonts w:ascii="Symbol" w:hAnsi="Symbol" w:hint="default"/>
+      </w:rPr>
+    </w:lvl>
+    <w:lvl w:ilvl="1" w:tplc="FAE02EE0">
+      <w:start w:val="1"/>
+      <w:numFmt w:val="bullet"/>
+      <w:lvlText w:val="o"/>
+      <w:lvlJc w:val="left"/>
+      <w:pPr>
+        <w:ind w:left="1440" w:hanging="360"/>
+      </w:pPr>
+      <w:rPr>
+        <w:rFonts w:ascii="Courier New" w:hAnsi="Courier New" w:cs="Times New Roman" w:hint="default"/>
+      </w:rPr>
+    </w:lvl>
+    <w:lvl w:ilvl="2" w:tplc="B1C696DC">
+      <w:start w:val="1"/>
+      <w:numFmt w:val="bullet"/>
+      <w:lvlText w:val=""/>
+      <w:lvlJc w:val="left"/>
+      <w:pPr>
+        <w:ind w:left="2160" w:hanging="360"/>
+      </w:pPr>
+      <w:rPr>
+        <w:rFonts w:ascii="Wingdings" w:hAnsi="Wingdings" w:hint="default"/>
+      </w:rPr>
+    </w:lvl>
+    <w:lvl w:ilvl="3" w:tplc="1C60D6D2">
+      <w:start w:val="1"/>
+      <w:numFmt w:val="bullet"/>
+      <w:lvlText w:val=""/>
+      <w:lvlJc w:val="left"/>
+      <w:pPr>
+        <w:ind w:left="2880" w:hanging="360"/>
+      </w:pPr>
+      <w:rPr>
+        <w:rFonts w:ascii="Symbol" w:hAnsi="Symbol" w:hint="default"/>
+      </w:rPr>
+    </w:lvl>
+    <w:lvl w:ilvl="4" w:tplc="D988D4C8">
+      <w:start w:val="1"/>
+      <w:numFmt w:val="bullet"/>
+      <w:lvlText w:val="o"/>
+      <w:lvlJc w:val="left"/>
+      <w:pPr>
+        <w:ind w:left="3600" w:hanging="360"/>
+      </w:pPr>
+      <w:rPr>
+        <w:rFonts w:ascii="Courier New" w:hAnsi="Courier New" w:cs="Times New Roman" w:hint="default"/>
+      </w:rPr>
+    </w:lvl>
+    <w:lvl w:ilvl="5" w:tplc="AE7C4B96">
+      <w:start w:val="1"/>
+      <w:numFmt w:val="bullet"/>
+      <w:lvlText w:val=""/>
+      <w:lvlJc w:val="left"/>
+      <w:pPr>
+        <w:ind w:left="4320" w:hanging="360"/>
+      </w:pPr>
+      <w:rPr>
+        <w:rFonts w:ascii="Wingdings" w:hAnsi="Wingdings" w:hint="default"/>
+      </w:rPr>
+    </w:lvl>
+    <w:lvl w:ilvl="6" w:tplc="30D6038C">
+      <w:start w:val="1"/>
+      <w:numFmt w:val="bullet"/>
+      <w:lvlText w:val=""/>
+      <w:lvlJc w:val="left"/>
+      <w:pPr>
+        <w:ind w:left="5040" w:hanging="360"/>
+      </w:pPr>
+      <w:rPr>
+        <w:rFonts w:ascii="Symbol" w:hAnsi="Symbol" w:hint="default"/>
+      </w:rPr>
+    </w:lvl>
+    <w:lvl w:ilvl="7" w:tplc="6492B3FC">
+      <w:start w:val="1"/>
+      <w:numFmt w:val="bullet"/>
+      <w:lvlText w:val="o"/>
+      <w:lvlJc w:val="left"/>
+      <w:pPr>
+        <w:ind w:left="5760" w:hanging="360"/>
+      </w:pPr>
+      <w:rPr>
+        <w:rFonts w:ascii="Courier New" w:hAnsi="Courier New" w:cs="Times New Roman" w:hint="default"/>
+      </w:rPr>
+    </w:lvl>
+    <w:lvl w:ilvl="8" w:tplc="6A76A1D0">
+      <w:start w:val="1"/>
+      <w:numFmt w:val="bullet"/>
+      <w:lvlText w:val=""/>
+      <w:lvlJc w:val="left"/>
+      <w:pPr>
+        <w:ind w:left="6480" w:hanging="360"/>
+      </w:pPr>
+      <w:rPr>
+        <w:rFonts w:ascii="Wingdings" w:hAnsi="Wingdings" w:hint="default"/>
+      </w:rPr>
+    </w:lvl>
+  </w:abstractNum>
+  <w:num w:numId="1">
     <w:abstractNumId w:val="20"/>
   </w:num>
-  <w:num w:numId="2" w16cid:durableId="1229682302">
+  <w:num w:numId="2">
     <w:abstractNumId w:val="15"/>
   </w:num>
-  <w:num w:numId="3" w16cid:durableId="334069703">
+  <w:num w:numId="3">
     <w:abstractNumId w:val="16"/>
   </w:num>
-  <w:num w:numId="4" w16cid:durableId="1118330629">
+  <w:num w:numId="4">
     <w:abstractNumId w:val="3"/>
   </w:num>
-  <w:num w:numId="5" w16cid:durableId="876891380">
+  <w:num w:numId="5">
     <w:abstractNumId w:val="9"/>
   </w:num>
-  <w:num w:numId="6" w16cid:durableId="1327052844">
+  <w:num w:numId="6">
     <w:abstractNumId w:val="17"/>
   </w:num>
-  <w:num w:numId="7" w16cid:durableId="953438084">
+  <w:num w:numId="7">
     <w:abstractNumId w:val="2"/>
   </w:num>
-  <w:num w:numId="8" w16cid:durableId="1666738292">
+  <w:num w:numId="8">
     <w:abstractNumId w:val="0"/>
   </w:num>
-  <w:num w:numId="9" w16cid:durableId="853765169">
+  <w:num w:numId="9">
     <w:abstractNumId w:val="12"/>
   </w:num>
-  <w:num w:numId="10" w16cid:durableId="776169995">
+  <w:num w:numId="10">
     <w:abstractNumId w:val="11"/>
   </w:num>
-  <w:num w:numId="11" w16cid:durableId="363363293">
+  <w:num w:numId="11">
     <w:abstractNumId w:val="1"/>
   </w:num>
-  <w:num w:numId="12" w16cid:durableId="1332413402">
+  <w:num w:numId="12">
     <w:abstractNumId w:val="19"/>
   </w:num>
-  <w:num w:numId="13" w16cid:durableId="1472599625">
+  <w:num w:numId="13">
     <w:abstractNumId w:val="4"/>
   </w:num>
-  <w:num w:numId="14" w16cid:durableId="1535536358">
+  <w:num w:numId="14">
     <w:abstractNumId w:val="18"/>
   </w:num>
-  <w:num w:numId="15" w16cid:durableId="894586227">
+  <w:num w:numId="15">
     <w:abstractNumId w:val="10"/>
   </w:num>
-  <w:num w:numId="16" w16cid:durableId="1965234636">
+  <w:num w:numId="16">
     <w:abstractNumId w:val="6"/>
   </w:num>
-  <w:num w:numId="17" w16cid:durableId="711728427">
+  <w:num w:numId="17">
     <w:abstractNumId w:val="7"/>
   </w:num>
-  <w:num w:numId="18" w16cid:durableId="259879652">
+  <w:num w:numId="18">
     <w:abstractNumId w:val="14"/>
   </w:num>
-  <w:num w:numId="19" w16cid:durableId="920718093">
+  <w:num w:numId="19">
     <w:abstractNumId w:val="8"/>
   </w:num>
-  <w:num w:numId="20" w16cid:durableId="578053127">
+  <w:num w:numId="20">
     <w:abstractNumId w:val="5"/>
   </w:num>
-  <w:num w:numId="21" w16cid:durableId="651448558">
+  <w:num w:numId="21">
     <w:abstractNumId w:val="13"/>
+  </w:num>
+  <w:num w:numId="22">
+    <w:abstractNumId w:val="21"/>
+    <w:lvlOverride w:ilvl="0"/>
+    <w:lvlOverride w:ilvl="1"/>
+    <w:lvlOverride w:ilvl="2"/>
+    <w:lvlOverride w:ilvl="3"/>
+    <w:lvlOverride w:ilvl="4"/>
+    <w:lvlOverride w:ilvl="5"/>
+    <w:lvlOverride w:ilvl="6"/>
+    <w:lvlOverride w:ilvl="7"/>
+    <w:lvlOverride w:ilvl="8"/>
   </w:num>
 </w:numbering>
 </file>
 
 <file path=word/styles.xml><?xml version="1.0" encoding="utf-8"?>
-<w:styles xmlns:mc="http://schemas.openxmlformats.org/markup-compatibility/2006" xmlns:r="http://schemas.openxmlformats.org/officeDocument/2006/relationships" xmlns:w="http://schemas.openxmlformats.org/wordprocessingml/2006/main" xmlns:w14="http://schemas.microsoft.com/office/word/2010/wordml" xmlns:w15="http://schemas.microsoft.com/office/word/2012/wordml" xmlns:w16cex="http://schemas.microsoft.com/office/word/2018/wordml/cex" xmlns:w16cid="http://schemas.microsoft.com/office/word/2016/wordml/cid" xmlns:w16="http://schemas.microsoft.com/office/word/2018/wordml" xmlns:w16du="http://schemas.microsoft.com/office/word/2023/wordml/word16du" xmlns:w16sdtdh="http://schemas.microsoft.com/office/word/2020/wordml/sdtdatahash" xmlns:w16sdtfl="http://schemas.microsoft.com/office/word/2024/wordml/sdtformatlock" xmlns:w16se="http://schemas.microsoft.com/office/word/2015/wordml/symex" mc:Ignorable="w14 w15 w16se w16cid w16 w16cex w16sdtdh w16sdtfl w16du">
+<w:styles xmlns:mc="http://schemas.openxmlformats.org/markup-compatibility/2006" xmlns:r="http://schemas.openxmlformats.org/officeDocument/2006/relationships" xmlns:w="http://schemas.openxmlformats.org/wordprocessingml/2006/main" xmlns:w14="http://schemas.microsoft.com/office/word/2010/wordml" xmlns:w15="http://schemas.microsoft.com/office/word/2012/wordml" xmlns:w16cex="http://schemas.microsoft.com/office/word/2018/wordml/cex" xmlns:w16cid="http://schemas.microsoft.com/office/word/2016/wordml/cid" xmlns:w16="http://schemas.microsoft.com/office/word/2018/wordml" xmlns:w16sdtdh="http://schemas.microsoft.com/office/word/2020/wordml/sdtdatahash" xmlns:w16se="http://schemas.microsoft.com/office/word/2015/wordml/symex" mc:Ignorable="w14 w15 w16se w16cid w16 w16cex w16sdtdh">
   <w:docDefaults>
     <w:rPrDefault>
       <w:rPr>
@@ -9287,7 +9668,6 @@
   <w:style w:type="character" w:default="1" w:styleId="DefaultParagraphFont">
     <w:name w:val="Default Paragraph Font"/>
     <w:uiPriority w:val="1"/>
-    <w:semiHidden/>
     <w:unhideWhenUsed/>
   </w:style>
   <w:style w:type="table" w:default="1" w:styleId="TableNormal">
@@ -9434,7 +9814,7 @@
 </file>
 
 <file path=word/glossary/document.xml><?xml version="1.0" encoding="utf-8"?>
-<w:glossaryDocument xmlns:wpc="http://schemas.microsoft.com/office/word/2010/wordprocessingCanvas" xmlns:cx="http://schemas.microsoft.com/office/drawing/2014/chartex" xmlns:cx1="http://schemas.microsoft.com/office/drawing/2015/9/8/chartex" xmlns:cx2="http://schemas.microsoft.com/office/drawing/2015/10/21/chartex" xmlns:cx3="http://schemas.microsoft.com/office/drawing/2016/5/9/chartex" xmlns:cx4="http://schemas.microsoft.com/office/drawing/2016/5/10/chartex" xmlns:cx5="http://schemas.microsoft.com/office/drawing/2016/5/11/chartex" xmlns:cx6="http://schemas.microsoft.com/office/drawing/2016/5/12/chartex" xmlns:cx7="http://schemas.microsoft.com/office/drawing/2016/5/13/chartex" xmlns:cx8="http://schemas.microsoft.com/office/drawing/2016/5/14/chartex" xmlns:mc="http://schemas.openxmlformats.org/markup-compatibility/2006" xmlns:aink="http://schemas.microsoft.com/office/drawing/2016/ink" xmlns:am3d="http://schemas.microsoft.com/office/drawing/2017/model3d" xmlns:o="urn:schemas-microsoft-com:office:office" xmlns:oel="http://schemas.microsoft.com/office/2019/extlst" xmlns:r="http://schemas.openxmlformats.org/officeDocument/2006/relationships" xmlns:m="http://schemas.openxmlformats.org/officeDocument/2006/math" xmlns:v="urn:schemas-microsoft-com:vml" xmlns:wp14="http://schemas.microsoft.com/office/word/2010/wordprocessingDrawing" xmlns:wp="http://schemas.openxmlformats.org/drawingml/2006/wordprocessingDrawing" xmlns:w10="urn:schemas-microsoft-com:office:word" xmlns:w="http://schemas.openxmlformats.org/wordprocessingml/2006/main" xmlns:w14="http://schemas.microsoft.com/office/word/2010/wordml" xmlns:w15="http://schemas.microsoft.com/office/word/2012/wordml" xmlns:w16cex="http://schemas.microsoft.com/office/word/2018/wordml/cex" xmlns:w16cid="http://schemas.microsoft.com/office/word/2016/wordml/cid" xmlns:w16="http://schemas.microsoft.com/office/word/2018/wordml" xmlns:w16du="http://schemas.microsoft.com/office/word/2023/wordml/word16du" xmlns:w16sdtdh="http://schemas.microsoft.com/office/word/2020/wordml/sdtdatahash" xmlns:w16sdtfl="http://schemas.microsoft.com/office/word/2024/wordml/sdtformatlock" xmlns:w16se="http://schemas.microsoft.com/office/word/2015/wordml/symex" xmlns:wpg="http://schemas.microsoft.com/office/word/2010/wordprocessingGroup" xmlns:wpi="http://schemas.microsoft.com/office/word/2010/wordprocessingInk" xmlns:wne="http://schemas.microsoft.com/office/word/2006/wordml" xmlns:wps="http://schemas.microsoft.com/office/word/2010/wordprocessingShape" mc:Ignorable="w14 w15 w16se w16cid w16 w16cex w16sdtdh w16sdtfl w16du wp14">
+<w:glossaryDocument xmlns:wpc="http://schemas.microsoft.com/office/word/2010/wordprocessingCanvas" xmlns:cx="http://schemas.microsoft.com/office/drawing/2014/chartex" xmlns:cx1="http://schemas.microsoft.com/office/drawing/2015/9/8/chartex" xmlns:cx2="http://schemas.microsoft.com/office/drawing/2015/10/21/chartex" xmlns:cx3="http://schemas.microsoft.com/office/drawing/2016/5/9/chartex" xmlns:cx4="http://schemas.microsoft.com/office/drawing/2016/5/10/chartex" xmlns:cx5="http://schemas.microsoft.com/office/drawing/2016/5/11/chartex" xmlns:cx6="http://schemas.microsoft.com/office/drawing/2016/5/12/chartex" xmlns:cx7="http://schemas.microsoft.com/office/drawing/2016/5/13/chartex" xmlns:cx8="http://schemas.microsoft.com/office/drawing/2016/5/14/chartex" xmlns:mc="http://schemas.openxmlformats.org/markup-compatibility/2006" xmlns:aink="http://schemas.microsoft.com/office/drawing/2016/ink" xmlns:am3d="http://schemas.microsoft.com/office/drawing/2017/model3d" xmlns:o="urn:schemas-microsoft-com:office:office" xmlns:r="http://schemas.openxmlformats.org/officeDocument/2006/relationships" xmlns:m="http://schemas.openxmlformats.org/officeDocument/2006/math" xmlns:v="urn:schemas-microsoft-com:vml" xmlns:wp14="http://schemas.microsoft.com/office/word/2010/wordprocessingDrawing" xmlns:wp="http://schemas.openxmlformats.org/drawingml/2006/wordprocessingDrawing" xmlns:w10="urn:schemas-microsoft-com:office:word" xmlns:w="http://schemas.openxmlformats.org/wordprocessingml/2006/main" xmlns:w14="http://schemas.microsoft.com/office/word/2010/wordml" xmlns:w15="http://schemas.microsoft.com/office/word/2012/wordml" xmlns:w16cex="http://schemas.microsoft.com/office/word/2018/wordml/cex" xmlns:w16cid="http://schemas.microsoft.com/office/word/2016/wordml/cid" xmlns:w16="http://schemas.microsoft.com/office/word/2018/wordml" xmlns:w16sdtdh="http://schemas.microsoft.com/office/word/2020/wordml/sdtdatahash" xmlns:w16se="http://schemas.microsoft.com/office/word/2015/wordml/symex" xmlns:wpg="http://schemas.microsoft.com/office/word/2010/wordprocessingGroup" xmlns:wpi="http://schemas.microsoft.com/office/word/2010/wordprocessingInk" xmlns:wne="http://schemas.microsoft.com/office/word/2006/wordml" xmlns:wps="http://schemas.microsoft.com/office/word/2010/wordprocessingShape" mc:Ignorable="w14 w15 w16se w16cid w16 w16cex w16sdtdh wp14">
   <w:docParts>
     <w:docPart>
       <w:docPartPr>
@@ -9460,7 +9840,7 @@
             <w:rPr>
               <w:rFonts w:asciiTheme="majorHAnsi" w:eastAsiaTheme="majorEastAsia" w:hAnsiTheme="majorHAnsi" w:cstheme="majorBidi"/>
               <w:caps/>
-              <w:color w:val="156082" w:themeColor="accent1"/>
+              <w:color w:val="4472C4" w:themeColor="accent1"/>
               <w:sz w:val="80"/>
               <w:szCs w:val="80"/>
             </w:rPr>
@@ -9491,7 +9871,7 @@
           </w:pPr>
           <w:r>
             <w:rPr>
-              <w:color w:val="156082" w:themeColor="accent1"/>
+              <w:color w:val="4472C4" w:themeColor="accent1"/>
               <w:sz w:val="28"/>
               <w:szCs w:val="28"/>
             </w:rPr>
@@ -9505,20 +9885,20 @@
 </file>
 
 <file path=word/glossary/fontTable.xml><?xml version="1.0" encoding="utf-8"?>
-<w:fonts xmlns:mc="http://schemas.openxmlformats.org/markup-compatibility/2006" xmlns:r="http://schemas.openxmlformats.org/officeDocument/2006/relationships" xmlns:w="http://schemas.openxmlformats.org/wordprocessingml/2006/main" xmlns:w14="http://schemas.microsoft.com/office/word/2010/wordml" xmlns:w15="http://schemas.microsoft.com/office/word/2012/wordml" xmlns:w16cex="http://schemas.microsoft.com/office/word/2018/wordml/cex" xmlns:w16cid="http://schemas.microsoft.com/office/word/2016/wordml/cid" xmlns:w16="http://schemas.microsoft.com/office/word/2018/wordml" xmlns:w16du="http://schemas.microsoft.com/office/word/2023/wordml/word16du" xmlns:w16sdtdh="http://schemas.microsoft.com/office/word/2020/wordml/sdtdatahash" xmlns:w16sdtfl="http://schemas.microsoft.com/office/word/2024/wordml/sdtformatlock" xmlns:w16se="http://schemas.microsoft.com/office/word/2015/wordml/symex" mc:Ignorable="w14 w15 w16se w16cid w16 w16cex w16sdtdh w16sdtfl w16du">
+<w:fonts xmlns:mc="http://schemas.openxmlformats.org/markup-compatibility/2006" xmlns:r="http://schemas.openxmlformats.org/officeDocument/2006/relationships" xmlns:w="http://schemas.openxmlformats.org/wordprocessingml/2006/main" xmlns:w14="http://schemas.microsoft.com/office/word/2010/wordml" xmlns:w15="http://schemas.microsoft.com/office/word/2012/wordml" xmlns:w16cex="http://schemas.microsoft.com/office/word/2018/wordml/cex" xmlns:w16cid="http://schemas.microsoft.com/office/word/2016/wordml/cid" xmlns:w16="http://schemas.microsoft.com/office/word/2018/wordml" xmlns:w16sdtdh="http://schemas.microsoft.com/office/word/2020/wordml/sdtdatahash" xmlns:w16se="http://schemas.microsoft.com/office/word/2015/wordml/symex" mc:Ignorable="w14 w15 w16se w16cid w16 w16cex w16sdtdh">
   <w:font w:name="Calibri">
     <w:panose1 w:val="020F0502020204030204"/>
     <w:charset w:val="00"/>
     <w:family w:val="swiss"/>
     <w:pitch w:val="variable"/>
-    <w:sig w:usb0="E4002EFF" w:usb1="C200ACFF" w:usb2="00000009" w:usb3="00000000" w:csb0="000001FF" w:csb1="00000000"/>
+    <w:sig w:usb0="A00002EF" w:usb1="4000207B" w:usb2="00000000" w:usb3="00000000" w:csb0="0000009F" w:csb1="00000000"/>
   </w:font>
   <w:font w:name="Times New Roman">
     <w:panose1 w:val="02020603050405020304"/>
     <w:charset w:val="00"/>
     <w:family w:val="roman"/>
     <w:pitch w:val="variable"/>
-    <w:sig w:usb0="E0002EFF" w:usb1="C000785B" w:usb2="00000009" w:usb3="00000000" w:csb0="000001FF" w:csb1="00000000"/>
+    <w:sig w:usb0="E0002AFF" w:usb1="C0007843" w:usb2="00000009" w:usb3="00000000" w:csb0="000001FF" w:csb1="00000000"/>
   </w:font>
   <w:font w:name="Courier New">
     <w:panose1 w:val="02070309020205020404"/>
@@ -9530,14 +9910,14 @@
   <w:font w:name="Wingdings">
     <w:panose1 w:val="05000000000000000000"/>
     <w:charset w:val="02"/>
-    <w:family w:val="decorative"/>
+    <w:family w:val="auto"/>
     <w:pitch w:val="variable"/>
     <w:sig w:usb0="00000000" w:usb1="10000000" w:usb2="00000000" w:usb3="00000000" w:csb0="80000000" w:csb1="00000000"/>
   </w:font>
   <w:font w:name="Symbol">
     <w:panose1 w:val="05050102010706020507"/>
     <w:charset w:val="02"/>
-    <w:family w:val="decorative"/>
+    <w:family w:val="roman"/>
     <w:pitch w:val="variable"/>
     <w:sig w:usb0="00000000" w:usb1="10000000" w:usb2="00000000" w:usb3="00000000" w:csb0="80000000" w:csb1="00000000"/>
   </w:font>
@@ -9546,10 +9926,10 @@
     <w:charset w:val="00"/>
     <w:family w:val="swiss"/>
     <w:pitch w:val="variable"/>
-    <w:sig w:usb0="E4002EFF" w:usb1="C200247B" w:usb2="00000009" w:usb3="00000000" w:csb0="000001FF" w:csb1="00000000"/>
+    <w:sig w:usb0="A00002EF" w:usb1="4000207B" w:usb2="00000000" w:usb3="00000000" w:csb0="0000009F" w:csb1="00000000"/>
   </w:font>
   <w:font w:name="Aptos">
-    <w:panose1 w:val="020B0004020202020204"/>
+    <w:altName w:val="Calibri"/>
     <w:charset w:val="00"/>
     <w:family w:val="swiss"/>
     <w:pitch w:val="variable"/>
@@ -9560,21 +9940,13 @@
     <w:charset w:val="00"/>
     <w:family w:val="swiss"/>
     <w:pitch w:val="variable"/>
-    <w:sig w:usb0="E0002EFF" w:usb1="C0007843" w:usb2="00000009" w:usb3="00000000" w:csb0="000001FF" w:csb1="00000000"/>
-  </w:font>
-  <w:font w:name="Aptos Display">
-    <w:panose1 w:val="020B0004020202020204"/>
-    <w:charset w:val="00"/>
-    <w:family w:val="swiss"/>
-    <w:notTrueType/>
-    <w:pitch w:val="variable"/>
-    <w:sig w:usb0="20000287" w:usb1="00000003" w:usb2="00000000" w:usb3="00000000" w:csb0="0000019F" w:csb1="00000000"/>
+    <w:sig w:usb0="E0002AFF" w:usb1="C0007843" w:usb2="00000009" w:usb3="00000000" w:csb0="000001FF" w:csb1="00000000"/>
   </w:font>
 </w:fonts>
 </file>
 
 <file path=word/glossary/settings.xml><?xml version="1.0" encoding="utf-8"?>
-<w:settings xmlns:mc="http://schemas.openxmlformats.org/markup-compatibility/2006" xmlns:o="urn:schemas-microsoft-com:office:office" xmlns:r="http://schemas.openxmlformats.org/officeDocument/2006/relationships" xmlns:m="http://schemas.openxmlformats.org/officeDocument/2006/math" xmlns:v="urn:schemas-microsoft-com:vml" xmlns:w10="urn:schemas-microsoft-com:office:word" xmlns:w="http://schemas.openxmlformats.org/wordprocessingml/2006/main" xmlns:w14="http://schemas.microsoft.com/office/word/2010/wordml" xmlns:w15="http://schemas.microsoft.com/office/word/2012/wordml" xmlns:w16cex="http://schemas.microsoft.com/office/word/2018/wordml/cex" xmlns:w16cid="http://schemas.microsoft.com/office/word/2016/wordml/cid" xmlns:w16="http://schemas.microsoft.com/office/word/2018/wordml" xmlns:w16du="http://schemas.microsoft.com/office/word/2023/wordml/word16du" xmlns:w16sdtdh="http://schemas.microsoft.com/office/word/2020/wordml/sdtdatahash" xmlns:w16sdtfl="http://schemas.microsoft.com/office/word/2024/wordml/sdtformatlock" xmlns:w16se="http://schemas.microsoft.com/office/word/2015/wordml/symex" xmlns:sl="http://schemas.openxmlformats.org/schemaLibrary/2006/main" mc:Ignorable="w14 w15 w16se w16cid w16 w16cex w16sdtdh w16sdtfl w16du">
+<w:settings xmlns:mc="http://schemas.openxmlformats.org/markup-compatibility/2006" xmlns:o="urn:schemas-microsoft-com:office:office" xmlns:r="http://schemas.openxmlformats.org/officeDocument/2006/relationships" xmlns:m="http://schemas.openxmlformats.org/officeDocument/2006/math" xmlns:v="urn:schemas-microsoft-com:vml" xmlns:w10="urn:schemas-microsoft-com:office:word" xmlns:w="http://schemas.openxmlformats.org/wordprocessingml/2006/main" xmlns:w14="http://schemas.microsoft.com/office/word/2010/wordml" xmlns:w15="http://schemas.microsoft.com/office/word/2012/wordml" xmlns:w16cex="http://schemas.microsoft.com/office/word/2018/wordml/cex" xmlns:w16cid="http://schemas.microsoft.com/office/word/2016/wordml/cid" xmlns:w16="http://schemas.microsoft.com/office/word/2018/wordml" xmlns:w16sdtdh="http://schemas.microsoft.com/office/word/2020/wordml/sdtdatahash" xmlns:w16se="http://schemas.microsoft.com/office/word/2015/wordml/symex" xmlns:sl="http://schemas.openxmlformats.org/schemaLibrary/2006/main" mc:Ignorable="w14 w15 w16se w16cid w16 w16cex w16sdtdh">
   <w:view w:val="normal"/>
   <w:defaultTabStop w:val="720"/>
   <w:characterSpacingControl w:val="doNotCompress"/>
@@ -9594,6 +9966,7 @@
     <w:rsid w:val="00201B52"/>
     <w:rsid w:val="00290221"/>
     <w:rsid w:val="002A2830"/>
+    <w:rsid w:val="003035EA"/>
     <w:rsid w:val="004619DC"/>
     <w:rsid w:val="00481F25"/>
     <w:rsid w:val="004D1686"/>
@@ -9637,7 +10010,7 @@
 </file>
 
 <file path=word/glossary/styles.xml><?xml version="1.0" encoding="utf-8"?>
-<w:styles xmlns:mc="http://schemas.openxmlformats.org/markup-compatibility/2006" xmlns:r="http://schemas.openxmlformats.org/officeDocument/2006/relationships" xmlns:w="http://schemas.openxmlformats.org/wordprocessingml/2006/main" xmlns:w14="http://schemas.microsoft.com/office/word/2010/wordml" xmlns:w15="http://schemas.microsoft.com/office/word/2012/wordml" xmlns:w16cex="http://schemas.microsoft.com/office/word/2018/wordml/cex" xmlns:w16cid="http://schemas.microsoft.com/office/word/2016/wordml/cid" xmlns:w16="http://schemas.microsoft.com/office/word/2018/wordml" xmlns:w16du="http://schemas.microsoft.com/office/word/2023/wordml/word16du" xmlns:w16sdtdh="http://schemas.microsoft.com/office/word/2020/wordml/sdtdatahash" xmlns:w16sdtfl="http://schemas.microsoft.com/office/word/2024/wordml/sdtformatlock" xmlns:w16se="http://schemas.microsoft.com/office/word/2015/wordml/symex" mc:Ignorable="w14 w15 w16se w16cid w16 w16cex w16sdtdh w16sdtfl w16du">
+<w:styles xmlns:mc="http://schemas.openxmlformats.org/markup-compatibility/2006" xmlns:r="http://schemas.openxmlformats.org/officeDocument/2006/relationships" xmlns:w="http://schemas.openxmlformats.org/wordprocessingml/2006/main" xmlns:w14="http://schemas.microsoft.com/office/word/2010/wordml" xmlns:w15="http://schemas.microsoft.com/office/word/2012/wordml" xmlns:w16cex="http://schemas.microsoft.com/office/word/2018/wordml/cex" xmlns:w16cid="http://schemas.microsoft.com/office/word/2016/wordml/cid" xmlns:w16="http://schemas.microsoft.com/office/word/2018/wordml" xmlns:w16sdtdh="http://schemas.microsoft.com/office/word/2020/wordml/sdtdatahash" xmlns:w16se="http://schemas.microsoft.com/office/word/2015/wordml/symex" mc:Ignorable="w14 w15 w16se w16cid w16 w16cex w16sdtdh">
   <w:docDefaults>
     <w:rPrDefault>
       <w:rPr>
@@ -10074,7 +10447,7 @@
 </file>
 
 <file path=word/glossary/webSettings.xml><?xml version="1.0" encoding="utf-8"?>
-<w:webSettings xmlns:mc="http://schemas.openxmlformats.org/markup-compatibility/2006" xmlns:r="http://schemas.openxmlformats.org/officeDocument/2006/relationships" xmlns:w="http://schemas.openxmlformats.org/wordprocessingml/2006/main" xmlns:w14="http://schemas.microsoft.com/office/word/2010/wordml" xmlns:w15="http://schemas.microsoft.com/office/word/2012/wordml" xmlns:w16cex="http://schemas.microsoft.com/office/word/2018/wordml/cex" xmlns:w16cid="http://schemas.microsoft.com/office/word/2016/wordml/cid" xmlns:w16="http://schemas.microsoft.com/office/word/2018/wordml" xmlns:w16du="http://schemas.microsoft.com/office/word/2023/wordml/word16du" xmlns:w16sdtdh="http://schemas.microsoft.com/office/word/2020/wordml/sdtdatahash" xmlns:w16sdtfl="http://schemas.microsoft.com/office/word/2024/wordml/sdtformatlock" xmlns:w16se="http://schemas.microsoft.com/office/word/2015/wordml/symex" mc:Ignorable="w14 w15 w16se w16cid w16 w16cex w16sdtdh w16sdtfl w16du">
+<w:webSettings xmlns:mc="http://schemas.openxmlformats.org/markup-compatibility/2006" xmlns:r="http://schemas.openxmlformats.org/officeDocument/2006/relationships" xmlns:w="http://schemas.openxmlformats.org/wordprocessingml/2006/main" xmlns:w14="http://schemas.microsoft.com/office/word/2010/wordml" xmlns:w15="http://schemas.microsoft.com/office/word/2012/wordml" xmlns:w16cex="http://schemas.microsoft.com/office/word/2018/wordml/cex" xmlns:w16cid="http://schemas.microsoft.com/office/word/2016/wordml/cid" xmlns:w16="http://schemas.microsoft.com/office/word/2018/wordml" xmlns:w16sdtdh="http://schemas.microsoft.com/office/word/2020/wordml/sdtdatahash" xmlns:w16se="http://schemas.microsoft.com/office/word/2015/wordml/symex" mc:Ignorable="w14 w15 w16se w16cid w16 w16cex w16sdtdh">
   <w:optimizeForBrowser/>
   <w:allowPNG/>
 </w:webSettings>
